--- a/doc/guide/3. 기능 명세서 (Input Data Module Specification).docx
+++ b/doc/guide/3. 기능 명세서 (Input Data Module Specification).docx
@@ -4,68 +4,45 @@
   <w:body>
     <w:p>
       <w:pPr>
-        <w:pStyle w:val="Title"/>
-        <w:keepNext w:val="0"/>
-        <w:keepLines w:val="0"/>
-        <w:pageBreakBefore w:val="0"/>
-        <w:widowControl w:val="0"/>
-        <w:pBdr>
-          <w:top w:space="0" w:sz="0" w:val="nil"/>
-          <w:left w:space="0" w:sz="0" w:val="nil"/>
-          <w:bottom w:space="0" w:sz="0" w:val="nil"/>
-          <w:right w:space="0" w:sz="0" w:val="nil"/>
-          <w:between w:space="0" w:sz="0" w:val="nil"/>
-        </w:pBdr>
-        <w:shd w:fill="auto" w:val="clear"/>
-        <w:spacing w:after="0" w:before="0" w:line="276" w:lineRule="auto"/>
-        <w:ind w:left="0" w:right="0" w:firstLine="0"/>
-        <w:jc w:val="left"/>
-        <w:rPr>
-          <w:rFonts w:ascii="Arial" w:cs="Arial" w:eastAsia="Arial" w:hAnsi="Arial"/>
-          <w:b w:val="0"/>
-          <w:bCs w:val="0"/>
-          <w:i w:val="0"/>
-          <w:iCs w:val="0"/>
-          <w:smallCaps w:val="0"/>
-          <w:strike w:val="0"/>
-          <w:color w:val="000000"/>
-          <w:sz w:val="22"/>
-          <w:szCs w:val="22"/>
-          <w:u w:val="none"/>
-          <w:shd w:fill="auto" w:val="clear"/>
-          <w:vertAlign w:val="baseline"/>
-        </w:rPr>
-        <w:sectPr>
-          <w:pgSz w:h="15840" w:w="12240" w:orient="portrait"/>
-          <w:pgMar w:bottom="1440" w:top="1440" w:left="1440" w:right="1440" w:header="720" w:footer="720"/>
-          <w:pgNumType w:start="1"/>
-        </w:sectPr>
-      </w:pPr>
-      <w:bookmarkStart w:colFirst="0" w:colLast="0" w:name="_k03t2j1uqiaf" w:id="0"/>
+        <w:pStyle w:val="Heading2"/>
+        <w:spacing w:after="80" w:before="360" w:lineRule="auto"/>
+        <w:rPr>
+          <w:sz w:val="34"/>
+          <w:szCs w:val="34"/>
+        </w:rPr>
+      </w:pPr>
+      <w:bookmarkStart w:colFirst="0" w:colLast="0" w:name="_rtlmqbab2qti" w:id="0"/>
       <w:bookmarkEnd w:id="0"/>
       <w:r>
         <w:rPr>
-          <w:rFonts w:ascii="Arial" w:cs="Arial" w:eastAsia="Arial" w:hAnsi="Arial"/>
+          <w:rFonts w:ascii="Arial Unicode MS" w:cs="Arial Unicode MS" w:eastAsia="Arial Unicode MS" w:hAnsi="Arial Unicode MS"/>
+          <w:sz w:val="34"/>
+          <w:szCs w:val="34"/>
+          <w:rtl w:val="0"/>
+        </w:rPr>
+        <w:t xml:space="preserve">1. 개요 (Overview)</w:t>
+      </w:r>
+    </w:p>
+    <w:p>
+      <w:pPr>
+        <w:spacing w:after="240" w:before="240" w:lineRule="auto"/>
+        <w:rPr/>
+      </w:pPr>
+      <w:r>
+        <w:rPr>
+          <w:rFonts w:ascii="Arial Unicode MS" w:cs="Arial Unicode MS" w:eastAsia="Arial Unicode MS" w:hAnsi="Arial Unicode MS"/>
           <w:b w:val="1"/>
           <w:bCs w:val="1"/>
-          <w:i w:val="0"/>
-          <w:iCs w:val="0"/>
-          <w:smallCaps w:val="0"/>
-          <w:strike w:val="0"/>
-          <w:color w:val="000000"/>
-          <w:sz w:val="72"/>
-          <w:szCs w:val="72"/>
-          <w:u w:val="none"/>
-          <w:shd w:fill="auto" w:val="clear"/>
-          <w:vertAlign w:val="baseline"/>
-          <w:rtl w:val="0"/>
-        </w:rPr>
-        <w:t xml:space="preserve">Input Data</w:t>
-      </w:r>
-      <w:r>
-        <w:rPr>
-          <w:rtl w:val="0"/>
-        </w:rPr>
+          <w:rtl w:val="0"/>
+        </w:rPr>
+        <w:t xml:space="preserve">Input Data 모듈</w:t>
+      </w:r>
+      <w:r>
+        <w:rPr>
+          <w:rFonts w:ascii="Arial Unicode MS" w:cs="Arial Unicode MS" w:eastAsia="Arial Unicode MS" w:hAnsi="Arial Unicode MS"/>
+          <w:rtl w:val="0"/>
+        </w:rPr>
+        <w:t xml:space="preserve">은 시뮬레이션의 기초가 되는 데이터를 적재(Load), 생성(Create), 편집(Edit)하는 기능을 담당합니다. 사용자는 기준 정보(Base Data)를 바탕으로 시나리오를 파생시키고, 웹 인터페이스를 통해 운항 스케줄과 비용 정보를 정밀하게 조정할 수 있습니다.</w:t>
       </w:r>
     </w:p>
     <w:p>
@@ -77,7 +54,7 @@
           <w:szCs w:val="34"/>
         </w:rPr>
       </w:pPr>
-      <w:bookmarkStart w:colFirst="0" w:colLast="0" w:name="_rtlmqbab2qti" w:id="1"/>
+      <w:bookmarkStart w:colFirst="0" w:colLast="0" w:name="_hk0mtfdqvjvl" w:id="1"/>
       <w:bookmarkEnd w:id="1"/>
       <w:r>
         <w:rPr>
@@ -86,7 +63,7 @@
           <w:szCs w:val="34"/>
           <w:rtl w:val="0"/>
         </w:rPr>
-        <w:t xml:space="preserve">1. 개요 (Overview)</w:t>
+        <w:t xml:space="preserve">2. 데이터 초기화 (Data Initialization)</w:t>
       </w:r>
     </w:p>
     <w:p>
@@ -97,39 +74,179 @@
       <w:r>
         <w:rPr>
           <w:rFonts w:ascii="Arial Unicode MS" w:cs="Arial Unicode MS" w:eastAsia="Arial Unicode MS" w:hAnsi="Arial Unicode MS"/>
+          <w:rtl w:val="0"/>
+        </w:rPr>
+        <w:t xml:space="preserve">apps.py의 post_migrate 시그널에 의해 서버 실행(Migrate) 시 다음 작업이 자동 수행된다. </w:t>
+      </w:r>
+      <w:r>
+        <w:rPr>
+          <w:rtl w:val="0"/>
+        </w:rPr>
+      </w:r>
+    </w:p>
+    <w:p>
+      <w:pPr>
+        <w:pStyle w:val="Heading3"/>
+        <w:spacing w:after="80" w:before="280" w:lineRule="auto"/>
+        <w:rPr>
+          <w:sz w:val="26"/>
+          <w:szCs w:val="26"/>
+        </w:rPr>
+      </w:pPr>
+      <w:bookmarkStart w:colFirst="0" w:colLast="0" w:name="_k68ft5lrcnod" w:id="2"/>
+      <w:bookmarkEnd w:id="2"/>
+      <w:r>
+        <w:rPr>
+          <w:rFonts w:ascii="Arial Unicode MS" w:cs="Arial Unicode MS" w:eastAsia="Arial Unicode MS" w:hAnsi="Arial Unicode MS"/>
+          <w:sz w:val="26"/>
+          <w:szCs w:val="26"/>
+          <w:rtl w:val="0"/>
+        </w:rPr>
+        <w:t xml:space="preserve">2.1 초기 적재 데이터</w:t>
+      </w:r>
+    </w:p>
+    <w:p>
+      <w:pPr>
+        <w:numPr>
+          <w:ilvl w:val="0"/>
+          <w:numId w:val="10"/>
+        </w:numPr>
+        <w:spacing w:after="0" w:afterAutospacing="0" w:before="240" w:lineRule="auto"/>
+        <w:ind w:left="720" w:hanging="360"/>
+      </w:pPr>
+      <w:r>
+        <w:rPr>
           <w:b w:val="1"/>
           <w:bCs w:val="1"/>
           <w:rtl w:val="0"/>
         </w:rPr>
-        <w:t xml:space="preserve">Input Data 모듈</w:t>
-      </w:r>
-      <w:r>
-        <w:rPr>
-          <w:rFonts w:ascii="Arial Unicode MS" w:cs="Arial Unicode MS" w:eastAsia="Arial Unicode MS" w:hAnsi="Arial Unicode MS"/>
-          <w:rtl w:val="0"/>
-        </w:rPr>
-        <w:t xml:space="preserve">은 시뮬레이션의 기초가 되는 데이터를 적재(Load), 생성(Create), 편집(Edit)하는 기능을 담당합니다. 사용자는 기준 정보(Base Data)를 바탕으로 시나리오를 파생시키고, 웹 인터페이스를 통해 운항 스케줄과 비용 정보를 정밀하게 조정할 수 있습니다.</w:t>
-      </w:r>
-    </w:p>
-    <w:p>
-      <w:pPr>
-        <w:pStyle w:val="Heading2"/>
-        <w:spacing w:after="80" w:before="360" w:lineRule="auto"/>
-        <w:rPr>
-          <w:sz w:val="34"/>
-          <w:szCs w:val="34"/>
-        </w:rPr>
-      </w:pPr>
-      <w:bookmarkStart w:colFirst="0" w:colLast="0" w:name="_hk0mtfdqvjvl" w:id="2"/>
-      <w:bookmarkEnd w:id="2"/>
-      <w:r>
-        <w:rPr>
-          <w:rFonts w:ascii="Arial Unicode MS" w:cs="Arial Unicode MS" w:eastAsia="Arial Unicode MS" w:hAnsi="Arial Unicode MS"/>
-          <w:sz w:val="34"/>
-          <w:szCs w:val="34"/>
-          <w:rtl w:val="0"/>
-        </w:rPr>
-        <w:t xml:space="preserve">2. 데이터 초기화 (Data Initialization)</w:t>
+        <w:t xml:space="preserve">Source:</w:t>
+      </w:r>
+      <w:r>
+        <w:rPr>
+          <w:rtl w:val="0"/>
+        </w:rPr>
+        <w:t xml:space="preserve"> </w:t>
+      </w:r>
+      <w:r>
+        <w:rPr>
+          <w:rFonts w:ascii="Roboto Mono" w:cs="Roboto Mono" w:eastAsia="Roboto Mono" w:hAnsi="Roboto Mono"/>
+          <w:color w:val="188038"/>
+          <w:rtl w:val="0"/>
+        </w:rPr>
+        <w:t xml:space="preserve">input_data/data/base_data/*.csv</w:t>
+      </w:r>
+    </w:p>
+    <w:p>
+      <w:pPr>
+        <w:numPr>
+          <w:ilvl w:val="0"/>
+          <w:numId w:val="10"/>
+        </w:numPr>
+        <w:spacing w:after="0" w:afterAutospacing="0" w:before="0" w:beforeAutospacing="0" w:lineRule="auto"/>
+        <w:ind w:left="720" w:hanging="360"/>
+      </w:pPr>
+      <w:r>
+        <w:rPr>
+          <w:b w:val="1"/>
+          <w:bCs w:val="1"/>
+          <w:rtl w:val="0"/>
+        </w:rPr>
+        <w:t xml:space="preserve">Target:</w:t>
+      </w:r>
+      <w:r>
+        <w:rPr>
+          <w:rtl w:val="0"/>
+        </w:rPr>
+        <w:t xml:space="preserve"> </w:t>
+      </w:r>
+      <w:r>
+        <w:rPr>
+          <w:rFonts w:ascii="Roboto Mono" w:cs="Roboto Mono" w:eastAsia="Roboto Mono" w:hAnsi="Roboto Mono"/>
+          <w:color w:val="188038"/>
+          <w:rtl w:val="0"/>
+        </w:rPr>
+        <w:t xml:space="preserve">Base_</w:t>
+      </w:r>
+      <w:r>
+        <w:rPr>
+          <w:rFonts w:ascii="Arial Unicode MS" w:cs="Arial Unicode MS" w:eastAsia="Arial Unicode MS" w:hAnsi="Arial Unicode MS"/>
+          <w:rtl w:val="0"/>
+        </w:rPr>
+        <w:t xml:space="preserve"> 접두어가 붙은 모든 테이블 (예: </w:t>
+      </w:r>
+      <w:r>
+        <w:rPr>
+          <w:rFonts w:ascii="Roboto Mono" w:cs="Roboto Mono" w:eastAsia="Roboto Mono" w:hAnsi="Roboto Mono"/>
+          <w:color w:val="188038"/>
+          <w:rtl w:val="0"/>
+        </w:rPr>
+        <w:t xml:space="preserve">base_vessel_info</w:t>
+      </w:r>
+      <w:r>
+        <w:rPr>
+          <w:rtl w:val="0"/>
+        </w:rPr>
+        <w:t xml:space="preserve">)</w:t>
+      </w:r>
+    </w:p>
+    <w:p>
+      <w:pPr>
+        <w:numPr>
+          <w:ilvl w:val="0"/>
+          <w:numId w:val="10"/>
+        </w:numPr>
+        <w:spacing w:after="240" w:before="0" w:beforeAutospacing="0" w:lineRule="auto"/>
+        <w:ind w:left="720" w:hanging="360"/>
+      </w:pPr>
+      <w:r>
+        <w:rPr>
+          <w:rFonts w:ascii="Arial Unicode MS" w:cs="Arial Unicode MS" w:eastAsia="Arial Unicode MS" w:hAnsi="Arial Unicode MS"/>
+          <w:b w:val="1"/>
+          <w:bCs w:val="1"/>
+          <w:rtl w:val="0"/>
+        </w:rPr>
+        <w:t xml:space="preserve">Command로도 실행 가능:</w:t>
+      </w:r>
+      <w:r>
+        <w:rPr>
+          <w:rtl w:val="0"/>
+        </w:rPr>
+        <w:t xml:space="preserve"> </w:t>
+      </w:r>
+      <w:r>
+        <w:rPr>
+          <w:rFonts w:ascii="Roboto Mono" w:cs="Roboto Mono" w:eastAsia="Roboto Mono" w:hAnsi="Roboto Mono"/>
+          <w:color w:val="188038"/>
+          <w:rtl w:val="0"/>
+        </w:rPr>
+        <w:t xml:space="preserve">python manage.py init_base_data</w:t>
+      </w:r>
+      <w:r>
+        <w:rPr>
+          <w:rtl w:val="0"/>
+        </w:rPr>
+      </w:r>
+    </w:p>
+    <w:p>
+      <w:pPr>
+        <w:pStyle w:val="Heading3"/>
+        <w:spacing w:after="80" w:before="280" w:lineRule="auto"/>
+        <w:rPr>
+          <w:sz w:val="26"/>
+          <w:szCs w:val="26"/>
+        </w:rPr>
+      </w:pPr>
+      <w:bookmarkStart w:colFirst="0" w:colLast="0" w:name="_3hpj182dmcby" w:id="3"/>
+      <w:bookmarkEnd w:id="3"/>
+      <w:r>
+        <w:rPr>
+          <w:rFonts w:ascii="Arial Unicode MS" w:cs="Arial Unicode MS" w:eastAsia="Arial Unicode MS" w:hAnsi="Arial Unicode MS"/>
+          <w:sz w:val="26"/>
+          <w:szCs w:val="26"/>
+          <w:rtl w:val="0"/>
+        </w:rPr>
+        <w:t xml:space="preserve">2.2 데이터 정제 로직 (Data Cleaning)</w:t>
       </w:r>
     </w:p>
     <w:p>
@@ -142,8 +259,33 @@
           <w:rFonts w:ascii="Arial Unicode MS" w:cs="Arial Unicode MS" w:eastAsia="Arial Unicode MS" w:hAnsi="Arial Unicode MS"/>
           <w:rtl w:val="0"/>
         </w:rPr>
-        <w:t xml:space="preserve">시스템 구동 시 가장 먼저 수행되어야 하는 </w:t>
-      </w:r>
+        <w:t xml:space="preserve">CSV 파일을 읽어 DB에 저장할 때, </w:t>
+      </w:r>
+      <w:r>
+        <w:rPr>
+          <w:rFonts w:ascii="Roboto Mono" w:cs="Roboto Mono" w:eastAsia="Roboto Mono" w:hAnsi="Roboto Mono"/>
+          <w:color w:val="188038"/>
+          <w:rtl w:val="0"/>
+        </w:rPr>
+        <w:t xml:space="preserve">init_base_data.py</w:t>
+      </w:r>
+      <w:r>
+        <w:rPr>
+          <w:rFonts w:ascii="Arial Unicode MS" w:cs="Arial Unicode MS" w:eastAsia="Arial Unicode MS" w:hAnsi="Arial Unicode MS"/>
+          <w:rtl w:val="0"/>
+        </w:rPr>
+        <w:t xml:space="preserve">에서 다음과 같은 전처리를 수행합니다.</w:t>
+      </w:r>
+    </w:p>
+    <w:p>
+      <w:pPr>
+        <w:numPr>
+          <w:ilvl w:val="0"/>
+          <w:numId w:val="1"/>
+        </w:numPr>
+        <w:spacing w:after="0" w:afterAutospacing="0" w:before="240" w:lineRule="auto"/>
+        <w:ind w:left="720" w:hanging="360"/>
+      </w:pPr>
       <w:r>
         <w:rPr>
           <w:rFonts w:ascii="Arial Unicode MS" w:cs="Arial Unicode MS" w:eastAsia="Arial Unicode MS" w:hAnsi="Arial Unicode MS"/>
@@ -151,14 +293,169 @@
           <w:bCs w:val="1"/>
           <w:rtl w:val="0"/>
         </w:rPr>
-        <w:t xml:space="preserve">마스터 데이터 적재 프로세스</w:t>
-      </w:r>
-      <w:r>
-        <w:rPr>
-          <w:rFonts w:ascii="Arial Unicode MS" w:cs="Arial Unicode MS" w:eastAsia="Arial Unicode MS" w:hAnsi="Arial Unicode MS"/>
-          <w:rtl w:val="0"/>
-        </w:rPr>
-        <w:t xml:space="preserve">입니다.</w:t>
+        <w:t xml:space="preserve">숫자 포맷팅:</w:t>
+      </w:r>
+      <w:r>
+        <w:rPr>
+          <w:rFonts w:ascii="Arial Unicode MS" w:cs="Arial Unicode MS" w:eastAsia="Arial Unicode MS" w:hAnsi="Arial Unicode MS"/>
+          <w:rtl w:val="0"/>
+        </w:rPr>
+        <w:t xml:space="preserve"> 천 단위 구분 기호(</w:t>
+      </w:r>
+      <w:r>
+        <w:rPr>
+          <w:rFonts w:ascii="Roboto Mono" w:cs="Roboto Mono" w:eastAsia="Roboto Mono" w:hAnsi="Roboto Mono"/>
+          <w:color w:val="188038"/>
+          <w:rtl w:val="0"/>
+        </w:rPr>
+        <w:t xml:space="preserve">,</w:t>
+      </w:r>
+      <w:r>
+        <w:rPr>
+          <w:rFonts w:ascii="Arial Unicode MS" w:cs="Arial Unicode MS" w:eastAsia="Arial Unicode MS" w:hAnsi="Arial Unicode MS"/>
+          <w:rtl w:val="0"/>
+        </w:rPr>
+        <w:t xml:space="preserve">)가 포함된 문자열을 정수(Integer) 또는 실수(Decimal)로 자동 변환합니다. (예: </w:t>
+      </w:r>
+      <w:r>
+        <w:rPr>
+          <w:rFonts w:ascii="Roboto Mono" w:cs="Roboto Mono" w:eastAsia="Roboto Mono" w:hAnsi="Roboto Mono"/>
+          <w:color w:val="188038"/>
+          <w:rtl w:val="0"/>
+        </w:rPr>
+        <w:t xml:space="preserve">"10,000"</w:t>
+      </w:r>
+      <w:r>
+        <w:rPr>
+          <w:rFonts w:ascii="Arial Unicode MS" w:cs="Arial Unicode MS" w:eastAsia="Arial Unicode MS" w:hAnsi="Arial Unicode MS"/>
+          <w:rtl w:val="0"/>
+        </w:rPr>
+        <w:t xml:space="preserve"> → </w:t>
+      </w:r>
+      <w:r>
+        <w:rPr>
+          <w:rFonts w:ascii="Roboto Mono" w:cs="Roboto Mono" w:eastAsia="Roboto Mono" w:hAnsi="Roboto Mono"/>
+          <w:color w:val="188038"/>
+          <w:rtl w:val="0"/>
+        </w:rPr>
+        <w:t xml:space="preserve">10000</w:t>
+      </w:r>
+      <w:r>
+        <w:rPr>
+          <w:rtl w:val="0"/>
+        </w:rPr>
+        <w:t xml:space="preserve">)</w:t>
+      </w:r>
+    </w:p>
+    <w:p>
+      <w:pPr>
+        <w:numPr>
+          <w:ilvl w:val="0"/>
+          <w:numId w:val="1"/>
+        </w:numPr>
+        <w:spacing w:after="0" w:afterAutospacing="0" w:before="0" w:beforeAutospacing="0" w:lineRule="auto"/>
+        <w:ind w:left="720" w:hanging="360"/>
+      </w:pPr>
+      <w:r>
+        <w:rPr>
+          <w:rFonts w:ascii="Arial Unicode MS" w:cs="Arial Unicode MS" w:eastAsia="Arial Unicode MS" w:hAnsi="Arial Unicode MS"/>
+          <w:b w:val="1"/>
+          <w:bCs w:val="1"/>
+          <w:rtl w:val="0"/>
+        </w:rPr>
+        <w:t xml:space="preserve">날짜 파싱:</w:t>
+      </w:r>
+      <w:r>
+        <w:rPr>
+          <w:rtl w:val="0"/>
+        </w:rPr>
+        <w:t xml:space="preserve"> </w:t>
+      </w:r>
+      <w:r>
+        <w:rPr>
+          <w:rFonts w:ascii="Roboto Mono" w:cs="Roboto Mono" w:eastAsia="Roboto Mono" w:hAnsi="Roboto Mono"/>
+          <w:color w:val="188038"/>
+          <w:rtl w:val="0"/>
+        </w:rPr>
+        <w:t xml:space="preserve">YYYY/MM/DD HH:MM:SS</w:t>
+      </w:r>
+      <w:r>
+        <w:rPr>
+          <w:rFonts w:ascii="Arial Unicode MS" w:cs="Arial Unicode MS" w:eastAsia="Arial Unicode MS" w:hAnsi="Arial Unicode MS"/>
+          <w:rtl w:val="0"/>
+        </w:rPr>
+        <w:t xml:space="preserve"> 또는 </w:t>
+      </w:r>
+      <w:r>
+        <w:rPr>
+          <w:rFonts w:ascii="Roboto Mono" w:cs="Roboto Mono" w:eastAsia="Roboto Mono" w:hAnsi="Roboto Mono"/>
+          <w:color w:val="188038"/>
+          <w:rtl w:val="0"/>
+        </w:rPr>
+        <w:t xml:space="preserve">YYYY/MM/DD</w:t>
+      </w:r>
+      <w:r>
+        <w:rPr>
+          <w:rFonts w:ascii="Arial Unicode MS" w:cs="Arial Unicode MS" w:eastAsia="Arial Unicode MS" w:hAnsi="Arial Unicode MS"/>
+          <w:rtl w:val="0"/>
+        </w:rPr>
+        <w:t xml:space="preserve"> 포맷을 인식하여 Timezone Aware DateTime 객체로 변환합니다.</w:t>
+      </w:r>
+    </w:p>
+    <w:p>
+      <w:pPr>
+        <w:numPr>
+          <w:ilvl w:val="0"/>
+          <w:numId w:val="1"/>
+        </w:numPr>
+        <w:spacing w:after="240" w:before="0" w:beforeAutospacing="0" w:lineRule="auto"/>
+        <w:ind w:left="720" w:hanging="360"/>
+      </w:pPr>
+      <w:r>
+        <w:rPr>
+          <w:rFonts w:ascii="Arial Unicode MS" w:cs="Arial Unicode MS" w:eastAsia="Arial Unicode MS" w:hAnsi="Arial Unicode MS"/>
+          <w:b w:val="1"/>
+          <w:bCs w:val="1"/>
+          <w:rtl w:val="0"/>
+        </w:rPr>
+        <w:t xml:space="preserve">오류 처리:</w:t>
+      </w:r>
+      <w:r>
+        <w:rPr>
+          <w:rFonts w:ascii="Arial Unicode MS" w:cs="Arial Unicode MS" w:eastAsia="Arial Unicode MS" w:hAnsi="Arial Unicode MS"/>
+          <w:rtl w:val="0"/>
+        </w:rPr>
+        <w:t xml:space="preserve"> 데이터 타입이 맞지 않는 행(Row)은 </w:t>
+      </w:r>
+      <w:r>
+        <w:rPr>
+          <w:b w:val="1"/>
+          <w:bCs w:val="1"/>
+          <w:rtl w:val="0"/>
+        </w:rPr>
+        <w:t xml:space="preserve">Skip</w:t>
+      </w:r>
+      <w:r>
+        <w:rPr>
+          <w:rFonts w:ascii="Arial Unicode MS" w:cs="Arial Unicode MS" w:eastAsia="Arial Unicode MS" w:hAnsi="Arial Unicode MS"/>
+          <w:rtl w:val="0"/>
+        </w:rPr>
+        <w:t xml:space="preserve"> 처리하고, 로그(</w:t>
+      </w:r>
+      <w:r>
+        <w:rPr>
+          <w:rFonts w:ascii="Roboto Mono" w:cs="Roboto Mono" w:eastAsia="Roboto Mono" w:hAnsi="Roboto Mono"/>
+          <w:color w:val="188038"/>
+          <w:rtl w:val="0"/>
+        </w:rPr>
+        <w:t xml:space="preserve">[WARN] Row skipped...</w:t>
+      </w:r>
+      <w:r>
+        <w:rPr>
+          <w:rFonts w:ascii="Arial Unicode MS" w:cs="Arial Unicode MS" w:eastAsia="Arial Unicode MS" w:hAnsi="Arial Unicode MS"/>
+          <w:rtl w:val="0"/>
+        </w:rPr>
+        <w:t xml:space="preserve">)를 남겨 전체 프로세스가 중단되지 않도록 합니다.</w:t>
       </w:r>
     </w:p>
     <w:p>
@@ -166,12 +463,145 @@
         <w:pStyle w:val="Heading3"/>
         <w:spacing w:after="80" w:before="280" w:lineRule="auto"/>
         <w:rPr>
+          <w:rFonts w:ascii="Roboto Mono" w:cs="Roboto Mono" w:eastAsia="Roboto Mono" w:hAnsi="Roboto Mono"/>
+          <w:color w:val="188038"/>
+        </w:rPr>
+      </w:pPr>
+      <w:bookmarkStart w:colFirst="0" w:colLast="0" w:name="_3vx0bdeahry9" w:id="4"/>
+      <w:bookmarkEnd w:id="4"/>
+      <w:r>
+        <w:rPr>
+          <w:rFonts w:ascii="Arial Unicode MS" w:cs="Arial Unicode MS" w:eastAsia="Arial Unicode MS" w:hAnsi="Arial Unicode MS"/>
           <w:sz w:val="26"/>
           <w:szCs w:val="26"/>
-        </w:rPr>
-      </w:pPr>
-      <w:bookmarkStart w:colFirst="0" w:colLast="0" w:name="_k68ft5lrcnod" w:id="3"/>
-      <w:bookmarkEnd w:id="3"/>
+          <w:rtl w:val="0"/>
+        </w:rPr>
+        <w:t xml:space="preserve">2.3 DB 코멘트 현행화 (DB Comment Synchronization)</w:t>
+      </w:r>
+      <w:r>
+        <w:rPr>
+          <w:rtl w:val="0"/>
+        </w:rPr>
+      </w:r>
+    </w:p>
+    <w:p>
+      <w:pPr>
+        <w:numPr>
+          <w:ilvl w:val="0"/>
+          <w:numId w:val="8"/>
+        </w:numPr>
+        <w:spacing w:after="0" w:afterAutospacing="0" w:before="240" w:lineRule="auto"/>
+        <w:ind w:left="720" w:hanging="360"/>
+      </w:pPr>
+      <w:r>
+        <w:rPr>
+          <w:rFonts w:ascii="Arial Unicode MS" w:cs="Arial Unicode MS" w:eastAsia="Arial Unicode MS" w:hAnsi="Arial Unicode MS"/>
+          <w:b w:val="1"/>
+          <w:bCs w:val="1"/>
+          <w:rtl w:val="0"/>
+        </w:rPr>
+        <w:t xml:space="preserve">기능:</w:t>
+      </w:r>
+      <w:r>
+        <w:rPr>
+          <w:rFonts w:ascii="Arial Unicode MS" w:cs="Arial Unicode MS" w:eastAsia="Arial Unicode MS" w:hAnsi="Arial Unicode MS"/>
+          <w:rtl w:val="0"/>
+        </w:rPr>
+        <w:t xml:space="preserve"> Django Model의 </w:t>
+      </w:r>
+      <w:r>
+        <w:rPr>
+          <w:rFonts w:ascii="Roboto Mono" w:cs="Roboto Mono" w:eastAsia="Roboto Mono" w:hAnsi="Roboto Mono"/>
+          <w:color w:val="188038"/>
+          <w:rtl w:val="0"/>
+        </w:rPr>
+        <w:t xml:space="preserve">verbose_name</w:t>
+      </w:r>
+      <w:r>
+        <w:rPr>
+          <w:rFonts w:ascii="Arial Unicode MS" w:cs="Arial Unicode MS" w:eastAsia="Arial Unicode MS" w:hAnsi="Arial Unicode MS"/>
+          <w:rtl w:val="0"/>
+        </w:rPr>
+        <w:t xml:space="preserve"> 속성을 읽어, 실제 데이터베이스(PostgreSQL)의 **테이블 및 컬럼 코멘트(COMMENT)**로 반영합니다.</w:t>
+      </w:r>
+    </w:p>
+    <w:p>
+      <w:pPr>
+        <w:numPr>
+          <w:ilvl w:val="0"/>
+          <w:numId w:val="8"/>
+        </w:numPr>
+        <w:spacing w:after="0" w:afterAutospacing="0" w:before="0" w:beforeAutospacing="0" w:lineRule="auto"/>
+        <w:ind w:left="720" w:hanging="360"/>
+      </w:pPr>
+      <w:r>
+        <w:rPr>
+          <w:rFonts w:ascii="Arial Unicode MS" w:cs="Arial Unicode MS" w:eastAsia="Arial Unicode MS" w:hAnsi="Arial Unicode MS"/>
+          <w:b w:val="1"/>
+          <w:bCs w:val="1"/>
+          <w:rtl w:val="0"/>
+        </w:rPr>
+        <w:t xml:space="preserve">목적:</w:t>
+      </w:r>
+      <w:r>
+        <w:rPr>
+          <w:rFonts w:ascii="Arial Unicode MS" w:cs="Arial Unicode MS" w:eastAsia="Arial Unicode MS" w:hAnsi="Arial Unicode MS"/>
+          <w:rtl w:val="0"/>
+        </w:rPr>
+        <w:t xml:space="preserve"> DBeaver 등 DB 관리 도구에서 컬럼의 의미(예: "Time from outer port to berth")를 즉시 파악할</w:t>
+      </w:r>
+    </w:p>
+    <w:p>
+      <w:pPr>
+        <w:numPr>
+          <w:ilvl w:val="0"/>
+          <w:numId w:val="8"/>
+        </w:numPr>
+        <w:spacing w:after="240" w:before="0" w:beforeAutospacing="0" w:lineRule="auto"/>
+        <w:ind w:left="720" w:hanging="360"/>
+      </w:pPr>
+      <w:r>
+        <w:rPr>
+          <w:rFonts w:ascii="Arial Unicode MS" w:cs="Arial Unicode MS" w:eastAsia="Arial Unicode MS" w:hAnsi="Arial Unicode MS"/>
+          <w:b w:val="1"/>
+          <w:bCs w:val="1"/>
+          <w:rtl w:val="0"/>
+        </w:rPr>
+        <w:t xml:space="preserve">Command로 별도 실행 가능:</w:t>
+      </w:r>
+      <w:r>
+        <w:rPr>
+          <w:rtl w:val="0"/>
+        </w:rPr>
+        <w:t xml:space="preserve"> </w:t>
+      </w:r>
+      <w:r>
+        <w:rPr>
+          <w:rFonts w:ascii="Roboto Mono" w:cs="Roboto Mono" w:eastAsia="Roboto Mono" w:hAnsi="Roboto Mono"/>
+          <w:color w:val="188038"/>
+          <w:rtl w:val="0"/>
+        </w:rPr>
+        <w:t xml:space="preserve">python manage.py update_db_comments</w:t>
+      </w:r>
+      <w:r>
+        <w:rPr>
+          <w:rFonts w:ascii="Arial Unicode MS" w:cs="Arial Unicode MS" w:eastAsia="Arial Unicode MS" w:hAnsi="Arial Unicode MS"/>
+          <w:rtl w:val="0"/>
+        </w:rPr>
+        <w:t xml:space="preserve"> 수 있도록 지원합니다.</w:t>
+      </w:r>
+    </w:p>
+    <w:p>
+      <w:pPr>
+        <w:pStyle w:val="Heading3"/>
+        <w:spacing w:after="80" w:before="280" w:lineRule="auto"/>
+        <w:rPr>
+          <w:rFonts w:ascii="Roboto Mono" w:cs="Roboto Mono" w:eastAsia="Roboto Mono" w:hAnsi="Roboto Mono"/>
+          <w:color w:val="188038"/>
+        </w:rPr>
+      </w:pPr>
+      <w:bookmarkStart w:colFirst="0" w:colLast="0" w:name="_z8pqw1vimd4y" w:id="5"/>
+      <w:bookmarkEnd w:id="5"/>
       <w:r>
         <w:rPr>
           <w:rFonts w:ascii="Arial Unicode MS" w:cs="Arial Unicode MS" w:eastAsia="Arial Unicode MS" w:hAnsi="Arial Unicode MS"/>
@@ -179,49 +609,73 @@
           <w:szCs w:val="26"/>
           <w:rtl w:val="0"/>
         </w:rPr>
-        <w:t xml:space="preserve">2.1 초기 적재 커맨드</w:t>
+        <w:t xml:space="preserve">2.4 시나리오 필터</w:t>
+      </w:r>
+      <w:r>
+        <w:rPr>
+          <w:rtl w:val="0"/>
+        </w:rPr>
       </w:r>
     </w:p>
     <w:p>
       <w:pPr>
         <w:numPr>
           <w:ilvl w:val="0"/>
-          <w:numId w:val="10"/>
+          <w:numId w:val="8"/>
         </w:numPr>
         <w:spacing w:after="0" w:afterAutospacing="0" w:before="240" w:lineRule="auto"/>
         <w:ind w:left="720" w:hanging="360"/>
-      </w:pPr>
-      <w:r>
-        <w:rPr>
+        <w:rPr/>
+      </w:pPr>
+      <w:r>
+        <w:rPr>
+          <w:rFonts w:ascii="Arial Unicode MS" w:cs="Arial Unicode MS" w:eastAsia="Arial Unicode MS" w:hAnsi="Arial Unicode MS"/>
           <w:b w:val="1"/>
           <w:bCs w:val="1"/>
           <w:rtl w:val="0"/>
         </w:rPr>
-        <w:t xml:space="preserve">Command:</w:t>
-      </w:r>
-      <w:r>
-        <w:rPr>
-          <w:rtl w:val="0"/>
-        </w:rPr>
-        <w:t xml:space="preserve"> </w:t>
-      </w:r>
-      <w:r>
-        <w:rPr>
-          <w:rFonts w:ascii="Roboto Mono" w:cs="Roboto Mono" w:eastAsia="Roboto Mono" w:hAnsi="Roboto Mono"/>
-          <w:color w:val="188038"/>
-          <w:rtl w:val="0"/>
-        </w:rPr>
-        <w:t xml:space="preserve">python manage.py init_base_data</w:t>
+        <w:t xml:space="preserve">시나리오 생성 시 필터 조건: </w:t>
+      </w:r>
+      <w:r>
+        <w:rPr>
+          <w:rFonts w:ascii="Roboto Mono" w:cs="Roboto Mono" w:eastAsia="Roboto Mono" w:hAnsi="Roboto Mono"/>
+          <w:color w:val="188038"/>
+          <w:rtl w:val="0"/>
+        </w:rPr>
+        <w:t xml:space="preserve">Input/configs.py</w:t>
+      </w:r>
+      <w:r>
+        <w:rPr>
+          <w:rFonts w:ascii="Arial Unicode MS" w:cs="Arial Unicode MS" w:eastAsia="Arial Unicode MS" w:hAnsi="Arial Unicode MS"/>
+          <w:rtl w:val="0"/>
+        </w:rPr>
+        <w:t xml:space="preserve">에서</w:t>
+      </w:r>
+      <w:r>
+        <w:rPr>
+          <w:rFonts w:ascii="Roboto Mono" w:cs="Roboto Mono" w:eastAsia="Roboto Mono" w:hAnsi="Roboto Mono"/>
+          <w:color w:val="188038"/>
+          <w:rtl w:val="0"/>
+        </w:rPr>
+        <w:t xml:space="preserve"> SCENARIO_CREATION_FILTERS</w:t>
+      </w:r>
+      <w:r>
+        <w:rPr>
+          <w:rFonts w:ascii="Arial Unicode MS" w:cs="Arial Unicode MS" w:eastAsia="Arial Unicode MS" w:hAnsi="Arial Unicode MS"/>
+          <w:rtl w:val="0"/>
+        </w:rPr>
+        <w:t xml:space="preserve">로 관리</w:t>
       </w:r>
     </w:p>
     <w:p>
       <w:pPr>
         <w:numPr>
           <w:ilvl w:val="0"/>
-          <w:numId w:val="10"/>
+          <w:numId w:val="8"/>
         </w:numPr>
         <w:spacing w:after="0" w:afterAutospacing="0" w:before="0" w:beforeAutospacing="0" w:lineRule="auto"/>
         <w:ind w:left="720" w:hanging="360"/>
+        <w:rPr/>
       </w:pPr>
       <w:r>
         <w:rPr>
@@ -229,28 +683,35 @@
           <w:bCs w:val="1"/>
           <w:rtl w:val="0"/>
         </w:rPr>
-        <w:t xml:space="preserve">Source:</w:t>
-      </w:r>
-      <w:r>
-        <w:rPr>
-          <w:rtl w:val="0"/>
-        </w:rPr>
-        <w:t xml:space="preserve"> </w:t>
-      </w:r>
-      <w:r>
-        <w:rPr>
-          <w:rFonts w:ascii="Roboto Mono" w:cs="Roboto Mono" w:eastAsia="Roboto Mono" w:hAnsi="Roboto Mono"/>
-          <w:color w:val="188038"/>
-          <w:rtl w:val="0"/>
-        </w:rPr>
-        <w:t xml:space="preserve">input_data/data/base_data/*.csv</w:t>
+        <w:t xml:space="preserve">Vessel_Info</w:t>
+      </w:r>
+      <w:r>
+        <w:rPr>
+          <w:rtl w:val="0"/>
+        </w:rPr>
+        <w:t xml:space="preserve">: </w:t>
+      </w:r>
+      <w:r>
+        <w:rPr>
+          <w:rFonts w:ascii="Roboto Mono" w:cs="Roboto Mono" w:eastAsia="Roboto Mono" w:hAnsi="Roboto Mono"/>
+          <w:color w:val="188038"/>
+          <w:rtl w:val="0"/>
+        </w:rPr>
+        <w:t xml:space="preserve">vessel_code</w:t>
+      </w:r>
+      <w:r>
+        <w:rPr>
+          <w:rFonts w:ascii="Arial Unicode MS" w:cs="Arial Unicode MS" w:eastAsia="Arial Unicode MS" w:hAnsi="Arial Unicode MS"/>
+          <w:rtl w:val="0"/>
+        </w:rPr>
+        <w:t xml:space="preserve">가 'V0'로 시작하는 데이터만 복제</w:t>
       </w:r>
     </w:p>
     <w:p>
       <w:pPr>
         <w:numPr>
           <w:ilvl w:val="0"/>
-          <w:numId w:val="10"/>
+          <w:numId w:val="8"/>
         </w:numPr>
         <w:spacing w:after="240" w:before="0" w:beforeAutospacing="0" w:lineRule="auto"/>
         <w:ind w:left="720" w:hanging="360"/>
@@ -261,392 +722,45 @@
           <w:bCs w:val="1"/>
           <w:rtl w:val="0"/>
         </w:rPr>
-        <w:t xml:space="preserve">Target:</w:t>
-      </w:r>
-      <w:r>
-        <w:rPr>
-          <w:rtl w:val="0"/>
-        </w:rPr>
-        <w:t xml:space="preserve"> </w:t>
-      </w:r>
-      <w:r>
-        <w:rPr>
-          <w:rFonts w:ascii="Roboto Mono" w:cs="Roboto Mono" w:eastAsia="Roboto Mono" w:hAnsi="Roboto Mono"/>
-          <w:color w:val="188038"/>
-          <w:rtl w:val="0"/>
-        </w:rPr>
-        <w:t xml:space="preserve">Base_</w:t>
-      </w:r>
-      <w:r>
-        <w:rPr>
-          <w:rFonts w:ascii="Arial Unicode MS" w:cs="Arial Unicode MS" w:eastAsia="Arial Unicode MS" w:hAnsi="Arial Unicode MS"/>
-          <w:rtl w:val="0"/>
-        </w:rPr>
-        <w:t xml:space="preserve"> 접두어가 붙은 모든 테이블 (예: </w:t>
-      </w:r>
-      <w:r>
-        <w:rPr>
-          <w:rFonts w:ascii="Roboto Mono" w:cs="Roboto Mono" w:eastAsia="Roboto Mono" w:hAnsi="Roboto Mono"/>
-          <w:color w:val="188038"/>
-          <w:rtl w:val="0"/>
-        </w:rPr>
-        <w:t xml:space="preserve">base_vessel_info</w:t>
-      </w:r>
-      <w:r>
-        <w:rPr>
-          <w:rtl w:val="0"/>
-        </w:rPr>
-        <w:t xml:space="preserve">)</w:t>
-      </w:r>
-    </w:p>
-    <w:p>
-      <w:pPr>
-        <w:pStyle w:val="Heading3"/>
-        <w:spacing w:after="80" w:before="280" w:lineRule="auto"/>
-        <w:rPr>
-          <w:sz w:val="26"/>
-          <w:szCs w:val="26"/>
-        </w:rPr>
-      </w:pPr>
-      <w:bookmarkStart w:colFirst="0" w:colLast="0" w:name="_3hpj182dmcby" w:id="4"/>
-      <w:bookmarkEnd w:id="4"/>
-      <w:r>
-        <w:rPr>
-          <w:rFonts w:ascii="Arial Unicode MS" w:cs="Arial Unicode MS" w:eastAsia="Arial Unicode MS" w:hAnsi="Arial Unicode MS"/>
-          <w:sz w:val="26"/>
-          <w:szCs w:val="26"/>
-          <w:rtl w:val="0"/>
-        </w:rPr>
-        <w:t xml:space="preserve">2.2 데이터 정제 로직 (Data Cleaning)</w:t>
+        <w:t xml:space="preserve">Proforma_Schedule</w:t>
+      </w:r>
+      <w:r>
+        <w:rPr>
+          <w:rtl w:val="0"/>
+        </w:rPr>
+        <w:t xml:space="preserve">: </w:t>
+      </w:r>
+      <w:r>
+        <w:rPr>
+          <w:rFonts w:ascii="Roboto Mono" w:cs="Roboto Mono" w:eastAsia="Roboto Mono" w:hAnsi="Roboto Mono"/>
+          <w:color w:val="188038"/>
+          <w:rtl w:val="0"/>
+        </w:rPr>
+        <w:t xml:space="preserve">proforma_name</w:t>
+      </w:r>
+      <w:r>
+        <w:rPr>
+          <w:rFonts w:ascii="Arial Unicode MS" w:cs="Arial Unicode MS" w:eastAsia="Arial Unicode MS" w:hAnsi="Arial Unicode MS"/>
+          <w:rtl w:val="0"/>
+        </w:rPr>
+        <w:t xml:space="preserve">이 '3000' 이상 '7000' 미만인 데이터만 복제</w:t>
+      </w:r>
+      <w:r>
+        <w:rPr>
+          <w:rtl w:val="0"/>
+        </w:rPr>
       </w:r>
     </w:p>
     <w:p>
       <w:pPr>
         <w:spacing w:after="240" w:before="240" w:lineRule="auto"/>
+        <w:ind w:left="0" w:firstLine="0"/>
         <w:rPr/>
       </w:pPr>
       <w:r>
         <w:rPr>
-          <w:rFonts w:ascii="Arial Unicode MS" w:cs="Arial Unicode MS" w:eastAsia="Arial Unicode MS" w:hAnsi="Arial Unicode MS"/>
-          <w:rtl w:val="0"/>
-        </w:rPr>
-        <w:t xml:space="preserve">CSV 파일을 읽어 DB에 저장할 때, </w:t>
-      </w:r>
-      <w:r>
-        <w:rPr>
-          <w:rFonts w:ascii="Roboto Mono" w:cs="Roboto Mono" w:eastAsia="Roboto Mono" w:hAnsi="Roboto Mono"/>
-          <w:color w:val="188038"/>
-          <w:rtl w:val="0"/>
-        </w:rPr>
-        <w:t xml:space="preserve">init_base_data.py</w:t>
-      </w:r>
-      <w:r>
-        <w:rPr>
-          <w:rFonts w:ascii="Arial Unicode MS" w:cs="Arial Unicode MS" w:eastAsia="Arial Unicode MS" w:hAnsi="Arial Unicode MS"/>
-          <w:rtl w:val="0"/>
-        </w:rPr>
-        <w:t xml:space="preserve">에서 다음과 같은 전처리를 수행합니다.</w:t>
-      </w:r>
-    </w:p>
-    <w:p>
-      <w:pPr>
-        <w:numPr>
-          <w:ilvl w:val="0"/>
-          <w:numId w:val="1"/>
-        </w:numPr>
-        <w:spacing w:after="0" w:afterAutospacing="0" w:before="240" w:lineRule="auto"/>
-        <w:ind w:left="720" w:hanging="360"/>
-      </w:pPr>
-      <w:r>
-        <w:rPr>
-          <w:rFonts w:ascii="Arial Unicode MS" w:cs="Arial Unicode MS" w:eastAsia="Arial Unicode MS" w:hAnsi="Arial Unicode MS"/>
-          <w:b w:val="1"/>
-          <w:bCs w:val="1"/>
-          <w:rtl w:val="0"/>
-        </w:rPr>
-        <w:t xml:space="preserve">숫자 포맷팅:</w:t>
-      </w:r>
-      <w:r>
-        <w:rPr>
-          <w:rFonts w:ascii="Arial Unicode MS" w:cs="Arial Unicode MS" w:eastAsia="Arial Unicode MS" w:hAnsi="Arial Unicode MS"/>
-          <w:rtl w:val="0"/>
-        </w:rPr>
-        <w:t xml:space="preserve"> 천 단위 구분 기호(</w:t>
-      </w:r>
-      <w:r>
-        <w:rPr>
-          <w:rFonts w:ascii="Roboto Mono" w:cs="Roboto Mono" w:eastAsia="Roboto Mono" w:hAnsi="Roboto Mono"/>
-          <w:color w:val="188038"/>
-          <w:rtl w:val="0"/>
-        </w:rPr>
-        <w:t xml:space="preserve">,</w:t>
-      </w:r>
-      <w:r>
-        <w:rPr>
-          <w:rFonts w:ascii="Arial Unicode MS" w:cs="Arial Unicode MS" w:eastAsia="Arial Unicode MS" w:hAnsi="Arial Unicode MS"/>
-          <w:rtl w:val="0"/>
-        </w:rPr>
-        <w:t xml:space="preserve">)가 포함된 문자열을 정수(Integer) 또는 실수(Decimal)로 자동 변환합니다. (예: </w:t>
-      </w:r>
-      <w:r>
-        <w:rPr>
-          <w:rFonts w:ascii="Roboto Mono" w:cs="Roboto Mono" w:eastAsia="Roboto Mono" w:hAnsi="Roboto Mono"/>
-          <w:color w:val="188038"/>
-          <w:rtl w:val="0"/>
-        </w:rPr>
-        <w:t xml:space="preserve">"10,000"</w:t>
-      </w:r>
-      <w:r>
-        <w:rPr>
-          <w:rFonts w:ascii="Arial Unicode MS" w:cs="Arial Unicode MS" w:eastAsia="Arial Unicode MS" w:hAnsi="Arial Unicode MS"/>
-          <w:rtl w:val="0"/>
-        </w:rPr>
-        <w:t xml:space="preserve"> → </w:t>
-      </w:r>
-      <w:r>
-        <w:rPr>
-          <w:rFonts w:ascii="Roboto Mono" w:cs="Roboto Mono" w:eastAsia="Roboto Mono" w:hAnsi="Roboto Mono"/>
-          <w:color w:val="188038"/>
-          <w:rtl w:val="0"/>
-        </w:rPr>
-        <w:t xml:space="preserve">10000</w:t>
-      </w:r>
-      <w:r>
-        <w:rPr>
-          <w:rtl w:val="0"/>
-        </w:rPr>
-        <w:t xml:space="preserve">)</w:t>
-      </w:r>
-    </w:p>
-    <w:p>
-      <w:pPr>
-        <w:numPr>
-          <w:ilvl w:val="0"/>
-          <w:numId w:val="1"/>
-        </w:numPr>
-        <w:spacing w:after="0" w:afterAutospacing="0" w:before="0" w:beforeAutospacing="0" w:lineRule="auto"/>
-        <w:ind w:left="720" w:hanging="360"/>
-      </w:pPr>
-      <w:r>
-        <w:rPr>
-          <w:rFonts w:ascii="Arial Unicode MS" w:cs="Arial Unicode MS" w:eastAsia="Arial Unicode MS" w:hAnsi="Arial Unicode MS"/>
-          <w:b w:val="1"/>
-          <w:bCs w:val="1"/>
-          <w:rtl w:val="0"/>
-        </w:rPr>
-        <w:t xml:space="preserve">날짜 파싱:</w:t>
-      </w:r>
-      <w:r>
-        <w:rPr>
-          <w:rtl w:val="0"/>
-        </w:rPr>
-        <w:t xml:space="preserve"> </w:t>
-      </w:r>
-      <w:r>
-        <w:rPr>
-          <w:rFonts w:ascii="Roboto Mono" w:cs="Roboto Mono" w:eastAsia="Roboto Mono" w:hAnsi="Roboto Mono"/>
-          <w:color w:val="188038"/>
-          <w:rtl w:val="0"/>
-        </w:rPr>
-        <w:t xml:space="preserve">YYYY/MM/DD HH:MM:SS</w:t>
-      </w:r>
-      <w:r>
-        <w:rPr>
-          <w:rFonts w:ascii="Arial Unicode MS" w:cs="Arial Unicode MS" w:eastAsia="Arial Unicode MS" w:hAnsi="Arial Unicode MS"/>
-          <w:rtl w:val="0"/>
-        </w:rPr>
-        <w:t xml:space="preserve"> 또는 </w:t>
-      </w:r>
-      <w:r>
-        <w:rPr>
-          <w:rFonts w:ascii="Roboto Mono" w:cs="Roboto Mono" w:eastAsia="Roboto Mono" w:hAnsi="Roboto Mono"/>
-          <w:color w:val="188038"/>
-          <w:rtl w:val="0"/>
-        </w:rPr>
-        <w:t xml:space="preserve">YYYY/MM/DD</w:t>
-      </w:r>
-      <w:r>
-        <w:rPr>
-          <w:rFonts w:ascii="Arial Unicode MS" w:cs="Arial Unicode MS" w:eastAsia="Arial Unicode MS" w:hAnsi="Arial Unicode MS"/>
-          <w:rtl w:val="0"/>
-        </w:rPr>
-        <w:t xml:space="preserve"> 포맷을 인식하여 Timezone Aware DateTime 객체로 변환합니다.</w:t>
-      </w:r>
-    </w:p>
-    <w:p>
-      <w:pPr>
-        <w:numPr>
-          <w:ilvl w:val="0"/>
-          <w:numId w:val="1"/>
-        </w:numPr>
-        <w:spacing w:after="240" w:before="0" w:beforeAutospacing="0" w:lineRule="auto"/>
-        <w:ind w:left="720" w:hanging="360"/>
-      </w:pPr>
-      <w:r>
-        <w:rPr>
-          <w:rFonts w:ascii="Arial Unicode MS" w:cs="Arial Unicode MS" w:eastAsia="Arial Unicode MS" w:hAnsi="Arial Unicode MS"/>
-          <w:b w:val="1"/>
-          <w:bCs w:val="1"/>
-          <w:rtl w:val="0"/>
-        </w:rPr>
-        <w:t xml:space="preserve">오류 처리:</w:t>
-      </w:r>
-      <w:r>
-        <w:rPr>
-          <w:rFonts w:ascii="Arial Unicode MS" w:cs="Arial Unicode MS" w:eastAsia="Arial Unicode MS" w:hAnsi="Arial Unicode MS"/>
-          <w:rtl w:val="0"/>
-        </w:rPr>
-        <w:t xml:space="preserve"> 데이터 타입이 맞지 않는 행(Row)은 </w:t>
-      </w:r>
-      <w:r>
-        <w:rPr>
-          <w:b w:val="1"/>
-          <w:bCs w:val="1"/>
-          <w:rtl w:val="0"/>
-        </w:rPr>
-        <w:t xml:space="preserve">Skip</w:t>
-      </w:r>
-      <w:r>
-        <w:rPr>
-          <w:rFonts w:ascii="Arial Unicode MS" w:cs="Arial Unicode MS" w:eastAsia="Arial Unicode MS" w:hAnsi="Arial Unicode MS"/>
-          <w:rtl w:val="0"/>
-        </w:rPr>
-        <w:t xml:space="preserve"> 처리하고, 로그(</w:t>
-      </w:r>
-      <w:r>
-        <w:rPr>
-          <w:rFonts w:ascii="Roboto Mono" w:cs="Roboto Mono" w:eastAsia="Roboto Mono" w:hAnsi="Roboto Mono"/>
-          <w:color w:val="188038"/>
-          <w:rtl w:val="0"/>
-        </w:rPr>
-        <w:t xml:space="preserve">[WARN] Row skipped...</w:t>
-      </w:r>
-      <w:r>
-        <w:rPr>
-          <w:rFonts w:ascii="Arial Unicode MS" w:cs="Arial Unicode MS" w:eastAsia="Arial Unicode MS" w:hAnsi="Arial Unicode MS"/>
-          <w:rtl w:val="0"/>
-        </w:rPr>
-        <w:t xml:space="preserve">)를 남겨 전체 프로세스가 중단되지 않도록 합니다.</w:t>
-      </w:r>
-    </w:p>
-    <w:p>
-      <w:pPr>
-        <w:pStyle w:val="Heading3"/>
-        <w:spacing w:after="80" w:before="280" w:lineRule="auto"/>
-        <w:rPr>
-          <w:sz w:val="26"/>
-          <w:szCs w:val="26"/>
-        </w:rPr>
-      </w:pPr>
-      <w:bookmarkStart w:colFirst="0" w:colLast="0" w:name="_3vx0bdeahry9" w:id="5"/>
-      <w:bookmarkEnd w:id="5"/>
-      <w:r>
-        <w:rPr>
-          <w:rFonts w:ascii="Arial Unicode MS" w:cs="Arial Unicode MS" w:eastAsia="Arial Unicode MS" w:hAnsi="Arial Unicode MS"/>
-          <w:sz w:val="26"/>
-          <w:szCs w:val="26"/>
-          <w:rtl w:val="0"/>
-        </w:rPr>
-        <w:t xml:space="preserve">2.3 DB 코멘트 현행화 (DB Comment Synchronization) [신규]</w:t>
-      </w:r>
-    </w:p>
-    <w:p>
-      <w:pPr>
-        <w:numPr>
-          <w:ilvl w:val="0"/>
-          <w:numId w:val="8"/>
-        </w:numPr>
-        <w:spacing w:after="0" w:afterAutospacing="0" w:before="240" w:lineRule="auto"/>
-        <w:ind w:left="720" w:hanging="360"/>
-      </w:pPr>
-      <w:r>
-        <w:rPr>
-          <w:b w:val="1"/>
-          <w:bCs w:val="1"/>
-          <w:rtl w:val="0"/>
-        </w:rPr>
-        <w:t xml:space="preserve">Command:</w:t>
-      </w:r>
-      <w:r>
-        <w:rPr>
-          <w:rtl w:val="0"/>
-        </w:rPr>
-        <w:t xml:space="preserve"> </w:t>
-      </w:r>
-      <w:r>
-        <w:rPr>
-          <w:rFonts w:ascii="Roboto Mono" w:cs="Roboto Mono" w:eastAsia="Roboto Mono" w:hAnsi="Roboto Mono"/>
-          <w:color w:val="188038"/>
-          <w:rtl w:val="0"/>
-        </w:rPr>
-        <w:t xml:space="preserve">python manage.py update_db_comments</w:t>
-      </w:r>
-    </w:p>
-    <w:p>
-      <w:pPr>
-        <w:numPr>
-          <w:ilvl w:val="0"/>
-          <w:numId w:val="8"/>
-        </w:numPr>
-        <w:spacing w:after="0" w:afterAutospacing="0" w:before="0" w:beforeAutospacing="0" w:lineRule="auto"/>
-        <w:ind w:left="720" w:hanging="360"/>
-      </w:pPr>
-      <w:r>
-        <w:rPr>
-          <w:rFonts w:ascii="Arial Unicode MS" w:cs="Arial Unicode MS" w:eastAsia="Arial Unicode MS" w:hAnsi="Arial Unicode MS"/>
-          <w:b w:val="1"/>
-          <w:bCs w:val="1"/>
-          <w:rtl w:val="0"/>
-        </w:rPr>
-        <w:t xml:space="preserve">기능:</w:t>
-      </w:r>
-      <w:r>
-        <w:rPr>
-          <w:rFonts w:ascii="Arial Unicode MS" w:cs="Arial Unicode MS" w:eastAsia="Arial Unicode MS" w:hAnsi="Arial Unicode MS"/>
-          <w:rtl w:val="0"/>
-        </w:rPr>
-        <w:t xml:space="preserve"> Django Model의 </w:t>
-      </w:r>
-      <w:r>
-        <w:rPr>
-          <w:rFonts w:ascii="Roboto Mono" w:cs="Roboto Mono" w:eastAsia="Roboto Mono" w:hAnsi="Roboto Mono"/>
-          <w:color w:val="188038"/>
-          <w:rtl w:val="0"/>
-        </w:rPr>
-        <w:t xml:space="preserve">verbose_name</w:t>
-      </w:r>
-      <w:r>
-        <w:rPr>
-          <w:rFonts w:ascii="Arial Unicode MS" w:cs="Arial Unicode MS" w:eastAsia="Arial Unicode MS" w:hAnsi="Arial Unicode MS"/>
-          <w:rtl w:val="0"/>
-        </w:rPr>
-        <w:t xml:space="preserve"> 속성을 읽어, 실제 데이터베이스(PostgreSQL)의 **테이블 및 컬럼 코멘트(COMMENT)**로 반영합니다.</w:t>
-      </w:r>
-    </w:p>
-    <w:p>
-      <w:pPr>
-        <w:numPr>
-          <w:ilvl w:val="0"/>
-          <w:numId w:val="8"/>
-        </w:numPr>
-        <w:spacing w:after="240" w:before="0" w:beforeAutospacing="0" w:lineRule="auto"/>
-        <w:ind w:left="720" w:hanging="360"/>
-      </w:pPr>
-      <w:r>
-        <w:rPr>
-          <w:rFonts w:ascii="Arial Unicode MS" w:cs="Arial Unicode MS" w:eastAsia="Arial Unicode MS" w:hAnsi="Arial Unicode MS"/>
-          <w:b w:val="1"/>
-          <w:bCs w:val="1"/>
-          <w:rtl w:val="0"/>
-        </w:rPr>
-        <w:t xml:space="preserve">목적:</w:t>
-      </w:r>
-      <w:r>
-        <w:rPr>
-          <w:rFonts w:ascii="Arial Unicode MS" w:cs="Arial Unicode MS" w:eastAsia="Arial Unicode MS" w:hAnsi="Arial Unicode MS"/>
-          <w:rtl w:val="0"/>
-        </w:rPr>
-        <w:t xml:space="preserve"> DBeaver 등 DB 관리 도구에서 컬럼의 의미(예: "Time from outer port to berth")를 즉시 파악할 수 있도록 지원합니다.</w:t>
+          <w:rtl w:val="0"/>
+        </w:rPr>
       </w:r>
     </w:p>
     <w:p>
@@ -723,7 +837,7 @@
       <w:pPr>
         <w:numPr>
           <w:ilvl w:val="0"/>
-          <w:numId w:val="11"/>
+          <w:numId w:val="12"/>
         </w:numPr>
         <w:spacing w:after="0" w:afterAutospacing="0" w:before="240" w:lineRule="auto"/>
         <w:ind w:left="720" w:hanging="360"/>
@@ -764,7 +878,7 @@
       <w:pPr>
         <w:numPr>
           <w:ilvl w:val="0"/>
-          <w:numId w:val="11"/>
+          <w:numId w:val="12"/>
         </w:numPr>
         <w:spacing w:after="0" w:afterAutospacing="0" w:before="0" w:beforeAutospacing="0" w:lineRule="auto"/>
         <w:ind w:left="720" w:hanging="360"/>
@@ -801,7 +915,7 @@
       <w:pPr>
         <w:numPr>
           <w:ilvl w:val="1"/>
-          <w:numId w:val="11"/>
+          <w:numId w:val="12"/>
         </w:numPr>
         <w:spacing w:after="0" w:afterAutospacing="0" w:before="0" w:beforeAutospacing="0" w:lineRule="auto"/>
         <w:ind w:left="1440" w:hanging="360"/>
@@ -826,7 +940,7 @@
       <w:pPr>
         <w:numPr>
           <w:ilvl w:val="1"/>
-          <w:numId w:val="11"/>
+          <w:numId w:val="12"/>
         </w:numPr>
         <w:spacing w:after="0" w:afterAutospacing="0" w:before="0" w:beforeAutospacing="0" w:lineRule="auto"/>
         <w:ind w:left="1440" w:hanging="360"/>
@@ -851,7 +965,7 @@
       <w:pPr>
         <w:numPr>
           <w:ilvl w:val="1"/>
-          <w:numId w:val="11"/>
+          <w:numId w:val="12"/>
         </w:numPr>
         <w:spacing w:after="0" w:afterAutospacing="0" w:before="0" w:beforeAutospacing="0" w:lineRule="auto"/>
         <w:ind w:left="1440" w:hanging="360"/>
@@ -883,7 +997,7 @@
       <w:pPr>
         <w:numPr>
           <w:ilvl w:val="1"/>
-          <w:numId w:val="11"/>
+          <w:numId w:val="12"/>
         </w:numPr>
         <w:spacing w:after="240" w:before="0" w:beforeAutospacing="0" w:lineRule="auto"/>
         <w:ind w:left="1440" w:hanging="360"/>
@@ -1518,6 +1632,106 @@
           <w:ilvl w:val="0"/>
           <w:numId w:val="6"/>
         </w:numPr>
+        <w:ind w:left="720" w:hanging="360"/>
+      </w:pPr>
+      <w:r>
+        <w:rPr>
+          <w:rFonts w:ascii="Arial Unicode MS" w:cs="Arial Unicode MS" w:eastAsia="Arial Unicode MS" w:hAnsi="Arial Unicode MS"/>
+          <w:rtl w:val="0"/>
+        </w:rPr>
+        <w:t xml:space="preserve">ETB Day/Time와 Phase In/Out, Work Time 입력하면 ETD Day/Time 계산</w:t>
+      </w:r>
+    </w:p>
+    <w:p>
+      <w:pPr>
+        <w:numPr>
+          <w:ilvl w:val="0"/>
+          <w:numId w:val="6"/>
+        </w:numPr>
+        <w:ind w:left="720" w:hanging="360"/>
+      </w:pPr>
+      <w:r>
+        <w:rPr>
+          <w:rFonts w:ascii="Arial Unicode MS" w:cs="Arial Unicode MS" w:eastAsia="Arial Unicode MS" w:hAnsi="Arial Unicode MS"/>
+          <w:rtl w:val="0"/>
+        </w:rPr>
+        <w:t xml:space="preserve">행이 추가되거나 변경되면 API 이용하여 Distance, ECA Distance 검색</w:t>
+      </w:r>
+    </w:p>
+    <w:p>
+      <w:pPr>
+        <w:numPr>
+          <w:ilvl w:val="0"/>
+          <w:numId w:val="6"/>
+        </w:numPr>
+        <w:ind w:left="720" w:hanging="360"/>
+      </w:pPr>
+      <w:r>
+        <w:rPr>
+          <w:rFonts w:ascii="Arial Unicode MS" w:cs="Arial Unicode MS" w:eastAsia="Arial Unicode MS" w:hAnsi="Arial Unicode MS"/>
+          <w:rtl w:val="0"/>
+        </w:rPr>
+        <w:t xml:space="preserve">현재 행의 ETB Day/Time이 존재하면 이전행의 Sea Time 계산</w:t>
+      </w:r>
+    </w:p>
+    <w:p>
+      <w:pPr>
+        <w:numPr>
+          <w:ilvl w:val="1"/>
+          <w:numId w:val="6"/>
+        </w:numPr>
+        <w:ind w:left="1440" w:hanging="360"/>
+      </w:pPr>
+      <w:r>
+        <w:rPr>
+          <w:rFonts w:ascii="Arial Unicode MS" w:cs="Arial Unicode MS" w:eastAsia="Arial Unicode MS" w:hAnsi="Arial Unicode MS"/>
+          <w:rtl w:val="0"/>
+        </w:rPr>
+        <w:t xml:space="preserve">Current Sea Time = Next ETB − Current ETD − Current Pilot Out + Next Pilot In</w:t>
+      </w:r>
+    </w:p>
+    <w:p>
+      <w:pPr>
+        <w:numPr>
+          <w:ilvl w:val="0"/>
+          <w:numId w:val="6"/>
+        </w:numPr>
+        <w:ind w:left="720" w:hanging="360"/>
+      </w:pPr>
+      <w:r>
+        <w:rPr>
+          <w:rtl w:val="0"/>
+        </w:rPr>
+        <w:t xml:space="preserve">Speed = Distance / Sea Time</w:t>
+      </w:r>
+    </w:p>
+    <w:p>
+      <w:pPr>
+        <w:pStyle w:val="Heading3"/>
+        <w:spacing w:after="80" w:before="280" w:lineRule="auto"/>
+        <w:rPr>
+          <w:sz w:val="26"/>
+          <w:szCs w:val="26"/>
+        </w:rPr>
+      </w:pPr>
+      <w:bookmarkStart w:colFirst="0" w:colLast="0" w:name="_lz8pi63syxa4" w:id="13"/>
+      <w:bookmarkEnd w:id="13"/>
+      <w:r>
+        <w:rPr>
+          <w:rFonts w:ascii="Arial Unicode MS" w:cs="Arial Unicode MS" w:eastAsia="Arial Unicode MS" w:hAnsi="Arial Unicode MS"/>
+          <w:sz w:val="26"/>
+          <w:szCs w:val="26"/>
+          <w:rtl w:val="0"/>
+        </w:rPr>
+        <w:t xml:space="preserve">4.3 엑셀 호환성 (Excel Integration)</w:t>
+      </w:r>
+    </w:p>
+    <w:p>
+      <w:pPr>
+        <w:numPr>
+          <w:ilvl w:val="0"/>
+          <w:numId w:val="3"/>
+        </w:numPr>
         <w:spacing w:after="0" w:afterAutospacing="0" w:before="240" w:lineRule="auto"/>
         <w:ind w:left="720" w:hanging="360"/>
       </w:pPr>
@@ -1528,195 +1742,146 @@
           <w:bCs w:val="1"/>
           <w:rtl w:val="0"/>
         </w:rPr>
-        <w:t xml:space="preserve">공식 (Formula):</w:t>
+        <w:t xml:space="preserve">업로드 (Upload):</w:t>
       </w:r>
     </w:p>
     <w:p>
       <w:pPr>
         <w:numPr>
           <w:ilvl w:val="1"/>
-          <w:numId w:val="6"/>
+          <w:numId w:val="3"/>
         </w:numPr>
         <w:spacing w:after="0" w:afterAutospacing="0" w:before="0" w:beforeAutospacing="0" w:lineRule="auto"/>
         <w:ind w:left="1440" w:hanging="360"/>
       </w:pPr>
       <w:r>
         <w:rPr>
-          <w:rFonts w:ascii="Roboto Mono" w:cs="Roboto Mono" w:eastAsia="Roboto Mono" w:hAnsi="Roboto Mono"/>
-          <w:color w:val="188038"/>
-          <w:rtl w:val="0"/>
-        </w:rPr>
-        <w:t xml:space="preserve">Sea Time</w:t>
-      </w:r>
-      <w:r>
-        <w:rPr>
-          <w:rFonts w:ascii="Arial Unicode MS" w:cs="Arial Unicode MS" w:eastAsia="Arial Unicode MS" w:hAnsi="Arial Unicode MS"/>
-          <w:rtl w:val="0"/>
-        </w:rPr>
-        <w:t xml:space="preserve"> (운항 시간) = </w:t>
-      </w:r>
-      <w:r>
-        <w:rPr>
-          <w:rFonts w:ascii="Roboto Mono" w:cs="Roboto Mono" w:eastAsia="Roboto Mono" w:hAnsi="Roboto Mono"/>
-          <w:color w:val="188038"/>
-          <w:rtl w:val="0"/>
-        </w:rPr>
-        <w:t xml:space="preserve">Distance</w:t>
-      </w:r>
-      <w:r>
-        <w:rPr>
-          <w:rtl w:val="0"/>
-        </w:rPr>
-        <w:t xml:space="preserve"> / </w:t>
-      </w:r>
-      <w:r>
-        <w:rPr>
-          <w:rFonts w:ascii="Roboto Mono" w:cs="Roboto Mono" w:eastAsia="Roboto Mono" w:hAnsi="Roboto Mono"/>
-          <w:color w:val="188038"/>
-          <w:rtl w:val="0"/>
-        </w:rPr>
-        <w:t xml:space="preserve">Speed</w:t>
+          <w:rFonts w:ascii="Arial Unicode MS" w:cs="Arial Unicode MS" w:eastAsia="Arial Unicode MS" w:hAnsi="Arial Unicode MS"/>
+          <w:rtl w:val="0"/>
+        </w:rPr>
+        <w:t xml:space="preserve">지정된 템플릿(</w:t>
+      </w:r>
+      <w:r>
+        <w:rPr>
+          <w:rFonts w:ascii="Roboto Mono" w:cs="Roboto Mono" w:eastAsia="Roboto Mono" w:hAnsi="Roboto Mono"/>
+          <w:color w:val="188038"/>
+          <w:rtl w:val="0"/>
+        </w:rPr>
+        <w:t xml:space="preserve">.xlsx</w:t>
+      </w:r>
+      <w:r>
+        <w:rPr>
+          <w:rFonts w:ascii="Arial Unicode MS" w:cs="Arial Unicode MS" w:eastAsia="Arial Unicode MS" w:hAnsi="Arial Unicode MS"/>
+          <w:rtl w:val="0"/>
+        </w:rPr>
+        <w:t xml:space="preserve">)을 업로드하면 </w:t>
+      </w:r>
+      <w:r>
+        <w:rPr>
+          <w:rFonts w:ascii="Roboto Mono" w:cs="Roboto Mono" w:eastAsia="Roboto Mono" w:hAnsi="Roboto Mono"/>
+          <w:color w:val="188038"/>
+          <w:rtl w:val="0"/>
+        </w:rPr>
+        <w:t xml:space="preserve">ExcelManager</w:t>
+      </w:r>
+      <w:r>
+        <w:rPr>
+          <w:rFonts w:ascii="Arial Unicode MS" w:cs="Arial Unicode MS" w:eastAsia="Arial Unicode MS" w:hAnsi="Arial Unicode MS"/>
+          <w:rtl w:val="0"/>
+        </w:rPr>
+        <w:t xml:space="preserve">가 파싱하여 화면의 그리드에 데이터를 채워줍니다.</w:t>
       </w:r>
     </w:p>
     <w:p>
       <w:pPr>
         <w:numPr>
           <w:ilvl w:val="1"/>
-          <w:numId w:val="6"/>
+          <w:numId w:val="3"/>
         </w:numPr>
         <w:spacing w:after="0" w:afterAutospacing="0" w:before="0" w:beforeAutospacing="0" w:lineRule="auto"/>
         <w:ind w:left="1440" w:hanging="360"/>
       </w:pPr>
       <w:r>
         <w:rPr>
-          <w:rFonts w:ascii="Roboto Mono" w:cs="Roboto Mono" w:eastAsia="Roboto Mono" w:hAnsi="Roboto Mono"/>
-          <w:color w:val="188038"/>
-          <w:rtl w:val="0"/>
-        </w:rPr>
-        <w:t xml:space="preserve">New ETB</w:t>
-      </w:r>
-      <w:r>
-        <w:rPr>
-          <w:rFonts w:ascii="Arial Unicode MS" w:cs="Arial Unicode MS" w:eastAsia="Arial Unicode MS" w:hAnsi="Arial Unicode MS"/>
-          <w:rtl w:val="0"/>
-        </w:rPr>
-        <w:t xml:space="preserve"> (입항) = </w:t>
-      </w:r>
-      <w:r>
-        <w:rPr>
-          <w:rFonts w:ascii="Roboto Mono" w:cs="Roboto Mono" w:eastAsia="Roboto Mono" w:hAnsi="Roboto Mono"/>
-          <w:color w:val="188038"/>
-          <w:rtl w:val="0"/>
-        </w:rPr>
-        <w:t xml:space="preserve">Prev ETD</w:t>
-      </w:r>
-      <w:r>
-        <w:rPr>
-          <w:rtl w:val="0"/>
-        </w:rPr>
-        <w:t xml:space="preserve"> + </w:t>
-      </w:r>
-      <w:r>
-        <w:rPr>
-          <w:rFonts w:ascii="Roboto Mono" w:cs="Roboto Mono" w:eastAsia="Roboto Mono" w:hAnsi="Roboto Mono"/>
-          <w:color w:val="188038"/>
-          <w:rtl w:val="0"/>
-        </w:rPr>
-        <w:t xml:space="preserve">Sea Time</w:t>
-      </w:r>
-      <w:r>
-        <w:rPr>
-          <w:rtl w:val="0"/>
-        </w:rPr>
-        <w:t xml:space="preserve"> + </w:t>
-      </w:r>
-      <w:r>
-        <w:rPr>
-          <w:rFonts w:ascii="Roboto Mono" w:cs="Roboto Mono" w:eastAsia="Roboto Mono" w:hAnsi="Roboto Mono"/>
-          <w:color w:val="188038"/>
-          <w:rtl w:val="0"/>
-        </w:rPr>
-        <w:t xml:space="preserve">Pilot In/Out</w:t>
-      </w:r>
-    </w:p>
-    <w:p>
-      <w:pPr>
-        <w:numPr>
-          <w:ilvl w:val="1"/>
-          <w:numId w:val="6"/>
-        </w:numPr>
-        <w:spacing w:after="0" w:afterAutospacing="0" w:before="0" w:beforeAutospacing="0" w:lineRule="auto"/>
-        <w:ind w:left="1440" w:hanging="360"/>
-      </w:pPr>
-      <w:r>
-        <w:rPr>
-          <w:rFonts w:ascii="Roboto Mono" w:cs="Roboto Mono" w:eastAsia="Roboto Mono" w:hAnsi="Roboto Mono"/>
-          <w:color w:val="188038"/>
-          <w:rtl w:val="0"/>
-        </w:rPr>
-        <w:t xml:space="preserve">New ETD</w:t>
-      </w:r>
-      <w:r>
-        <w:rPr>
-          <w:rFonts w:ascii="Arial Unicode MS" w:cs="Arial Unicode MS" w:eastAsia="Arial Unicode MS" w:hAnsi="Arial Unicode MS"/>
-          <w:rtl w:val="0"/>
-        </w:rPr>
-        <w:t xml:space="preserve"> (출항) = </w:t>
-      </w:r>
-      <w:r>
-        <w:rPr>
-          <w:rFonts w:ascii="Roboto Mono" w:cs="Roboto Mono" w:eastAsia="Roboto Mono" w:hAnsi="Roboto Mono"/>
-          <w:color w:val="188038"/>
-          <w:rtl w:val="0"/>
-        </w:rPr>
-        <w:t xml:space="preserve">New ETB</w:t>
-      </w:r>
-      <w:r>
-        <w:rPr>
-          <w:rtl w:val="0"/>
-        </w:rPr>
-        <w:t xml:space="preserve"> + </w:t>
-      </w:r>
-      <w:r>
-        <w:rPr>
-          <w:rFonts w:ascii="Roboto Mono" w:cs="Roboto Mono" w:eastAsia="Roboto Mono" w:hAnsi="Roboto Mono"/>
-          <w:color w:val="188038"/>
-          <w:rtl w:val="0"/>
-        </w:rPr>
-        <w:t xml:space="preserve">Work Hours</w:t>
-      </w:r>
-      <w:r>
-        <w:rPr>
-          <w:rFonts w:ascii="Arial Unicode MS" w:cs="Arial Unicode MS" w:eastAsia="Arial Unicode MS" w:hAnsi="Arial Unicode MS"/>
-          <w:rtl w:val="0"/>
-        </w:rPr>
-        <w:t xml:space="preserve"> (작업 시간)</w:t>
-      </w:r>
-    </w:p>
-    <w:p>
-      <w:pPr>
-        <w:numPr>
-          <w:ilvl w:val="0"/>
-          <w:numId w:val="6"/>
-        </w:numPr>
-        <w:spacing w:after="240" w:before="0" w:beforeAutospacing="0" w:lineRule="auto"/>
-        <w:ind w:left="720" w:hanging="360"/>
-      </w:pPr>
-      <w:r>
-        <w:rPr>
           <w:rFonts w:ascii="Arial Unicode MS" w:cs="Arial Unicode MS" w:eastAsia="Arial Unicode MS" w:hAnsi="Arial Unicode MS"/>
           <w:b w:val="1"/>
           <w:bCs w:val="1"/>
           <w:rtl w:val="0"/>
         </w:rPr>
-        <w:t xml:space="preserve">역산 기능:</w:t>
-      </w:r>
-      <w:r>
-        <w:rPr>
-          <w:rFonts w:ascii="Arial Unicode MS" w:cs="Arial Unicode MS" w:eastAsia="Arial Unicode MS" w:hAnsi="Arial Unicode MS"/>
-          <w:rtl w:val="0"/>
-        </w:rPr>
-        <w:t xml:space="preserve"> 사용자가 '도착 요일(ETB Day)'을 변경하면, 이에 맞춰 필요한 속도(Speed)를 역으로 계산(Back-calculation)합니다.</w:t>
+        <w:t xml:space="preserve">Config 기반 파싱:</w:t>
+      </w:r>
+      <w:r>
+        <w:rPr>
+          <w:rtl w:val="0"/>
+        </w:rPr>
+        <w:t xml:space="preserve"> </w:t>
+      </w:r>
+      <w:r>
+        <w:rPr>
+          <w:rFonts w:ascii="Roboto Mono" w:cs="Roboto Mono" w:eastAsia="Roboto Mono" w:hAnsi="Roboto Mono"/>
+          <w:color w:val="188038"/>
+          <w:rtl w:val="0"/>
+        </w:rPr>
+        <w:t xml:space="preserve">excel_configs.py</w:t>
+      </w:r>
+      <w:r>
+        <w:rPr>
+          <w:rFonts w:ascii="Arial Unicode MS" w:cs="Arial Unicode MS" w:eastAsia="Arial Unicode MS" w:hAnsi="Arial Unicode MS"/>
+          <w:rtl w:val="0"/>
+        </w:rPr>
+        <w:t xml:space="preserve">에 정의된 좌표(Cell)와 헤더명을 기준으로 읽어오므로, 템플릿 양식이 바뀌어도 코드 수정 없이 Config만 변경하면 됩니다.</w:t>
+      </w:r>
+    </w:p>
+    <w:p>
+      <w:pPr>
+        <w:numPr>
+          <w:ilvl w:val="0"/>
+          <w:numId w:val="3"/>
+        </w:numPr>
+        <w:spacing w:after="0" w:afterAutospacing="0" w:before="0" w:beforeAutospacing="0" w:lineRule="auto"/>
+        <w:ind w:left="720" w:hanging="360"/>
+      </w:pPr>
+      <w:r>
+        <w:rPr>
+          <w:rFonts w:ascii="Arial Unicode MS" w:cs="Arial Unicode MS" w:eastAsia="Arial Unicode MS" w:hAnsi="Arial Unicode MS"/>
+          <w:b w:val="1"/>
+          <w:bCs w:val="1"/>
+          <w:rtl w:val="0"/>
+        </w:rPr>
+        <w:t xml:space="preserve">다운로드 (Export):</w:t>
+      </w:r>
+      <w:r>
+        <w:rPr>
+          <w:rFonts w:ascii="Arial Unicode MS" w:cs="Arial Unicode MS" w:eastAsia="Arial Unicode MS" w:hAnsi="Arial Unicode MS"/>
+          <w:rtl w:val="0"/>
+        </w:rPr>
+        <w:t xml:space="preserve"> 현재 작성 중인 스케줄을 엑셀 파일로 저장합니다.</w:t>
+      </w:r>
+    </w:p>
+    <w:p>
+      <w:pPr>
+        <w:numPr>
+          <w:ilvl w:val="0"/>
+          <w:numId w:val="3"/>
+        </w:numPr>
+        <w:spacing w:after="240" w:before="0" w:beforeAutospacing="0" w:lineRule="auto"/>
+        <w:ind w:left="720" w:hanging="360"/>
+      </w:pPr>
+      <w:r>
+        <w:rPr>
+          <w:rFonts w:ascii="Arial Unicode MS" w:cs="Arial Unicode MS" w:eastAsia="Arial Unicode MS" w:hAnsi="Arial Unicode MS"/>
+          <w:b w:val="1"/>
+          <w:bCs w:val="1"/>
+          <w:rtl w:val="0"/>
+        </w:rPr>
+        <w:t xml:space="preserve">템플릿 다운로드:</w:t>
+      </w:r>
+      <w:r>
+        <w:rPr>
+          <w:rFonts w:ascii="Arial Unicode MS" w:cs="Arial Unicode MS" w:eastAsia="Arial Unicode MS" w:hAnsi="Arial Unicode MS"/>
+          <w:rtl w:val="0"/>
+        </w:rPr>
+        <w:t xml:space="preserve"> 데이터 입력용 빈 양식을 제공합니다.</w:t>
       </w:r>
     </w:p>
     <w:p>
@@ -1728,8 +1893,8 @@
           <w:szCs w:val="26"/>
         </w:rPr>
       </w:pPr>
-      <w:bookmarkStart w:colFirst="0" w:colLast="0" w:name="_lz8pi63syxa4" w:id="13"/>
-      <w:bookmarkEnd w:id="13"/>
+      <w:bookmarkStart w:colFirst="0" w:colLast="0" w:name="_f6g0if4lkjw1" w:id="14"/>
+      <w:bookmarkEnd w:id="14"/>
       <w:r>
         <w:rPr>
           <w:rFonts w:ascii="Arial Unicode MS" w:cs="Arial Unicode MS" w:eastAsia="Arial Unicode MS" w:hAnsi="Arial Unicode MS"/>
@@ -1737,165 +1902,126 @@
           <w:szCs w:val="26"/>
           <w:rtl w:val="0"/>
         </w:rPr>
-        <w:t xml:space="preserve">4.3 엑셀 호환성 (Excel Integration)</w:t>
+        <w:t xml:space="preserve">4.4 Long Range Schedule 생성 규칙</w:t>
       </w:r>
     </w:p>
     <w:p>
       <w:pPr>
         <w:numPr>
           <w:ilvl w:val="0"/>
-          <w:numId w:val="3"/>
-        </w:numPr>
-        <w:spacing w:after="0" w:afterAutospacing="0" w:before="240" w:lineRule="auto"/>
-        <w:ind w:left="720" w:hanging="360"/>
-      </w:pPr>
-      <w:r>
-        <w:rPr>
-          <w:rFonts w:ascii="Arial Unicode MS" w:cs="Arial Unicode MS" w:eastAsia="Arial Unicode MS" w:hAnsi="Arial Unicode MS"/>
+          <w:numId w:val="11"/>
+        </w:numPr>
+        <w:ind w:left="720" w:hanging="360"/>
+        <w:rPr>
+          <w:u w:val="none"/>
+        </w:rPr>
+      </w:pPr>
+      <w:r>
+        <w:rPr>
           <w:b w:val="1"/>
           <w:bCs w:val="1"/>
           <w:rtl w:val="0"/>
         </w:rPr>
-        <w:t xml:space="preserve">업로드 (Upload):</w:t>
+        <w:t xml:space="preserve">Virtual Port:</w:t>
+      </w:r>
+      <w:r>
+        <w:rPr>
+          <w:rFonts w:ascii="Arial Unicode MS" w:cs="Arial Unicode MS" w:eastAsia="Arial Unicode MS" w:hAnsi="Arial Unicode MS"/>
+          <w:rtl w:val="0"/>
+        </w:rPr>
+        <w:t xml:space="preserve"> Proforma의 </w:t>
+      </w:r>
+      <w:r>
+        <w:rPr>
+          <w:rFonts w:ascii="Roboto Mono" w:cs="Roboto Mono" w:eastAsia="Roboto Mono" w:hAnsi="Roboto Mono"/>
+          <w:color w:val="188038"/>
+          <w:rtl w:val="0"/>
+        </w:rPr>
+        <w:t xml:space="preserve">Turn Port Indicator</w:t>
+      </w:r>
+      <w:r>
+        <w:rPr>
+          <w:rFonts w:ascii="Arial Unicode MS" w:cs="Arial Unicode MS" w:eastAsia="Arial Unicode MS" w:hAnsi="Arial Unicode MS"/>
+          <w:rtl w:val="0"/>
+        </w:rPr>
+        <w:t xml:space="preserve">가 'Y'인 경우 가상 포트 생성 </w:t>
       </w:r>
     </w:p>
     <w:p>
       <w:pPr>
         <w:numPr>
           <w:ilvl w:val="1"/>
-          <w:numId w:val="3"/>
-        </w:numPr>
-        <w:spacing w:after="0" w:afterAutospacing="0" w:before="0" w:beforeAutospacing="0" w:lineRule="auto"/>
+          <w:numId w:val="11"/>
+        </w:numPr>
         <w:ind w:left="1440" w:hanging="360"/>
-      </w:pPr>
-      <w:r>
-        <w:rPr>
-          <w:rFonts w:ascii="Arial Unicode MS" w:cs="Arial Unicode MS" w:eastAsia="Arial Unicode MS" w:hAnsi="Arial Unicode MS"/>
-          <w:rtl w:val="0"/>
-        </w:rPr>
-        <w:t xml:space="preserve">지정된 템플릿(</w:t>
-      </w:r>
-      <w:r>
-        <w:rPr>
-          <w:rFonts w:ascii="Roboto Mono" w:cs="Roboto Mono" w:eastAsia="Roboto Mono" w:hAnsi="Roboto Mono"/>
-          <w:color w:val="188038"/>
-          <w:rtl w:val="0"/>
-        </w:rPr>
-        <w:t xml:space="preserve">.xlsx</w:t>
-      </w:r>
-      <w:r>
-        <w:rPr>
-          <w:rFonts w:ascii="Arial Unicode MS" w:cs="Arial Unicode MS" w:eastAsia="Arial Unicode MS" w:hAnsi="Arial Unicode MS"/>
-          <w:rtl w:val="0"/>
-        </w:rPr>
-        <w:t xml:space="preserve">)을 업로드하면 </w:t>
-      </w:r>
-      <w:r>
-        <w:rPr>
-          <w:rFonts w:ascii="Roboto Mono" w:cs="Roboto Mono" w:eastAsia="Roboto Mono" w:hAnsi="Roboto Mono"/>
-          <w:color w:val="188038"/>
-          <w:rtl w:val="0"/>
-        </w:rPr>
-        <w:t xml:space="preserve">ExcelManager</w:t>
-      </w:r>
-      <w:r>
-        <w:rPr>
-          <w:rFonts w:ascii="Arial Unicode MS" w:cs="Arial Unicode MS" w:eastAsia="Arial Unicode MS" w:hAnsi="Arial Unicode MS"/>
-          <w:rtl w:val="0"/>
-        </w:rPr>
-        <w:t xml:space="preserve">가 파싱하여 화면의 그리드에 데이터를 채워줍니다.</w:t>
+        <w:rPr>
+          <w:u w:val="none"/>
+        </w:rPr>
+      </w:pPr>
+      <w:r>
+        <w:rPr>
+          <w:rFonts w:ascii="Arial Unicode MS" w:cs="Arial Unicode MS" w:eastAsia="Arial Unicode MS" w:hAnsi="Arial Unicode MS"/>
+          <w:rtl w:val="0"/>
+        </w:rPr>
+        <w:t xml:space="preserve">Lane 시작포트부터 연속된 포트는 이전 항차 + 반대 Direction</w:t>
       </w:r>
     </w:p>
     <w:p>
       <w:pPr>
         <w:numPr>
           <w:ilvl w:val="1"/>
-          <w:numId w:val="3"/>
-        </w:numPr>
-        <w:spacing w:after="0" w:afterAutospacing="0" w:before="0" w:beforeAutospacing="0" w:lineRule="auto"/>
+          <w:numId w:val="11"/>
+        </w:numPr>
         <w:ind w:left="1440" w:hanging="360"/>
       </w:pPr>
       <w:r>
         <w:rPr>
           <w:rFonts w:ascii="Arial Unicode MS" w:cs="Arial Unicode MS" w:eastAsia="Arial Unicode MS" w:hAnsi="Arial Unicode MS"/>
+          <w:rtl w:val="0"/>
+        </w:rPr>
+        <w:t xml:space="preserve">Lane 시작포트와 불연속인 포트는 현행 항차 + 반대 Direction</w:t>
+      </w:r>
+    </w:p>
+    <w:p>
+      <w:pPr>
+        <w:numPr>
+          <w:ilvl w:val="0"/>
+          <w:numId w:val="11"/>
+        </w:numPr>
+        <w:ind w:left="720" w:hanging="360"/>
+        <w:rPr>
+          <w:u w:val="none"/>
+        </w:rPr>
+      </w:pPr>
+      <w:r>
+        <w:rPr>
           <w:b w:val="1"/>
           <w:bCs w:val="1"/>
           <w:rtl w:val="0"/>
         </w:rPr>
-        <w:t xml:space="preserve">Config 기반 파싱:</w:t>
-      </w:r>
-      <w:r>
-        <w:rPr>
-          <w:rtl w:val="0"/>
-        </w:rPr>
-        <w:t xml:space="preserve"> </w:t>
-      </w:r>
-      <w:r>
-        <w:rPr>
-          <w:rFonts w:ascii="Roboto Mono" w:cs="Roboto Mono" w:eastAsia="Roboto Mono" w:hAnsi="Roboto Mono"/>
-          <w:color w:val="188038"/>
-          <w:rtl w:val="0"/>
-        </w:rPr>
-        <w:t xml:space="preserve">excel_configs.py</w:t>
-      </w:r>
-      <w:r>
-        <w:rPr>
-          <w:rFonts w:ascii="Arial Unicode MS" w:cs="Arial Unicode MS" w:eastAsia="Arial Unicode MS" w:hAnsi="Arial Unicode MS"/>
-          <w:rtl w:val="0"/>
-        </w:rPr>
-        <w:t xml:space="preserve">에 정의된 좌표(Cell)와 헤더명을 기준으로 읽어오므로, 템플릿 양식이 바뀌어도 코드 수정 없이 Config만 변경하면 됩니다.</w:t>
-      </w:r>
-    </w:p>
-    <w:p>
-      <w:pPr>
-        <w:numPr>
-          <w:ilvl w:val="0"/>
-          <w:numId w:val="3"/>
-        </w:numPr>
-        <w:spacing w:after="0" w:afterAutospacing="0" w:before="0" w:beforeAutospacing="0" w:lineRule="auto"/>
-        <w:ind w:left="720" w:hanging="360"/>
-      </w:pPr>
-      <w:r>
-        <w:rPr>
-          <w:rFonts w:ascii="Arial Unicode MS" w:cs="Arial Unicode MS" w:eastAsia="Arial Unicode MS" w:hAnsi="Arial Unicode MS"/>
-          <w:b w:val="1"/>
-          <w:bCs w:val="1"/>
-          <w:rtl w:val="0"/>
-        </w:rPr>
-        <w:t xml:space="preserve">다운로드 (Export):</w:t>
-      </w:r>
-      <w:r>
-        <w:rPr>
-          <w:rFonts w:ascii="Arial Unicode MS" w:cs="Arial Unicode MS" w:eastAsia="Arial Unicode MS" w:hAnsi="Arial Unicode MS"/>
-          <w:rtl w:val="0"/>
-        </w:rPr>
-        <w:t xml:space="preserve"> 현재 작성 중인 스케줄을 엑셀 파일로 저장합니다.</w:t>
-      </w:r>
-    </w:p>
-    <w:p>
-      <w:pPr>
-        <w:numPr>
-          <w:ilvl w:val="0"/>
-          <w:numId w:val="3"/>
-        </w:numPr>
-        <w:spacing w:after="240" w:before="0" w:beforeAutospacing="0" w:lineRule="auto"/>
-        <w:ind w:left="720" w:hanging="360"/>
-      </w:pPr>
-      <w:r>
-        <w:rPr>
-          <w:rFonts w:ascii="Arial Unicode MS" w:cs="Arial Unicode MS" w:eastAsia="Arial Unicode MS" w:hAnsi="Arial Unicode MS"/>
-          <w:b w:val="1"/>
-          <w:bCs w:val="1"/>
-          <w:rtl w:val="0"/>
-        </w:rPr>
-        <w:t xml:space="preserve">템플릿 다운로드:</w:t>
-      </w:r>
-      <w:r>
-        <w:rPr>
-          <w:rFonts w:ascii="Arial Unicode MS" w:cs="Arial Unicode MS" w:eastAsia="Arial Unicode MS" w:hAnsi="Arial Unicode MS"/>
-          <w:rtl w:val="0"/>
-        </w:rPr>
-        <w:t xml:space="preserve"> 데이터 입력용 빈 양식을 제공합니다.</w:t>
+        <w:t xml:space="preserve">Voyage Loop:</w:t>
+      </w:r>
+      <w:r>
+        <w:rPr>
+          <w:rFonts w:ascii="Arial Unicode MS" w:cs="Arial Unicode MS" w:eastAsia="Arial Unicode MS" w:hAnsi="Arial Unicode MS"/>
+          <w:rtl w:val="0"/>
+        </w:rPr>
+        <w:t xml:space="preserve"> 기준일(Start Date)부터 종료일(End Date)까지 RTT(Round Trip Time) 주기로 항차(0001~) 자동 증가</w:t>
+      </w:r>
+      <w:r>
+        <w:rPr>
+          <w:rtl w:val="0"/>
+        </w:rPr>
+      </w:r>
+    </w:p>
+    <w:p>
+      <w:pPr>
+        <w:rPr/>
+      </w:pPr>
+      <w:r>
+        <w:rPr>
+          <w:rtl w:val="0"/>
+        </w:rPr>
       </w:r>
     </w:p>
     <w:p>
@@ -1922,8 +2048,8 @@
           <w:szCs w:val="34"/>
         </w:rPr>
       </w:pPr>
-      <w:bookmarkStart w:colFirst="0" w:colLast="0" w:name="_q2d4fije1wkq" w:id="14"/>
-      <w:bookmarkEnd w:id="14"/>
+      <w:bookmarkStart w:colFirst="0" w:colLast="0" w:name="_q2d4fije1wkq" w:id="15"/>
+      <w:bookmarkEnd w:id="15"/>
       <w:r>
         <w:rPr>
           <w:rFonts w:ascii="Arial Unicode MS" w:cs="Arial Unicode MS" w:eastAsia="Arial Unicode MS" w:hAnsi="Arial Unicode MS"/>
@@ -1956,8 +2082,8 @@
           <w:szCs w:val="26"/>
         </w:rPr>
       </w:pPr>
-      <w:bookmarkStart w:colFirst="0" w:colLast="0" w:name="_8fv6cmkle87u" w:id="15"/>
-      <w:bookmarkEnd w:id="15"/>
+      <w:bookmarkStart w:colFirst="0" w:colLast="0" w:name="_8fv6cmkle87u" w:id="16"/>
+      <w:bookmarkEnd w:id="16"/>
       <w:r>
         <w:rPr>
           <w:rFonts w:ascii="Arial Unicode MS" w:cs="Arial Unicode MS" w:eastAsia="Arial Unicode MS" w:hAnsi="Arial Unicode MS"/>
@@ -1994,8 +2120,8 @@
           <w:szCs w:val="26"/>
         </w:rPr>
       </w:pPr>
-      <w:bookmarkStart w:colFirst="0" w:colLast="0" w:name="_6ovt6yyj5pso" w:id="16"/>
-      <w:bookmarkEnd w:id="16"/>
+      <w:bookmarkStart w:colFirst="0" w:colLast="0" w:name="_6ovt6yyj5pso" w:id="17"/>
+      <w:bookmarkEnd w:id="17"/>
       <w:r>
         <w:rPr>
           <w:rFonts w:ascii="Arial Unicode MS" w:cs="Arial Unicode MS" w:eastAsia="Arial Unicode MS" w:hAnsi="Arial Unicode MS"/>
@@ -2010,7 +2136,7 @@
       <w:pPr>
         <w:numPr>
           <w:ilvl w:val="0"/>
-          <w:numId w:val="12"/>
+          <w:numId w:val="13"/>
         </w:numPr>
         <w:spacing w:after="0" w:afterAutospacing="0" w:before="240" w:lineRule="auto"/>
         <w:ind w:left="720" w:hanging="360"/>
@@ -2036,7 +2162,7 @@
       <w:pPr>
         <w:numPr>
           <w:ilvl w:val="0"/>
-          <w:numId w:val="12"/>
+          <w:numId w:val="13"/>
         </w:numPr>
         <w:spacing w:after="0" w:afterAutospacing="0" w:before="0" w:beforeAutospacing="0" w:lineRule="auto"/>
         <w:ind w:left="720" w:hanging="360"/>
@@ -2073,7 +2199,7 @@
       <w:pPr>
         <w:numPr>
           <w:ilvl w:val="1"/>
-          <w:numId w:val="12"/>
+          <w:numId w:val="13"/>
         </w:numPr>
         <w:spacing w:after="0" w:afterAutospacing="0" w:before="0" w:beforeAutospacing="0" w:lineRule="auto"/>
         <w:ind w:left="1440" w:hanging="360"/>
@@ -2105,7 +2231,7 @@
       <w:pPr>
         <w:numPr>
           <w:ilvl w:val="1"/>
-          <w:numId w:val="12"/>
+          <w:numId w:val="13"/>
         </w:numPr>
         <w:spacing w:after="0" w:afterAutospacing="0" w:before="0" w:beforeAutospacing="0" w:lineRule="auto"/>
         <w:ind w:left="1440" w:hanging="360"/>
@@ -2123,7 +2249,7 @@
       <w:pPr>
         <w:numPr>
           <w:ilvl w:val="1"/>
-          <w:numId w:val="12"/>
+          <w:numId w:val="13"/>
         </w:numPr>
         <w:spacing w:after="0" w:afterAutospacing="0" w:before="0" w:beforeAutospacing="0" w:lineRule="auto"/>
         <w:ind w:left="1440" w:hanging="360"/>
@@ -2162,7 +2288,7 @@
       <w:pPr>
         <w:numPr>
           <w:ilvl w:val="0"/>
-          <w:numId w:val="12"/>
+          <w:numId w:val="13"/>
         </w:numPr>
         <w:spacing w:after="240" w:before="0" w:beforeAutospacing="0" w:lineRule="auto"/>
         <w:ind w:left="720" w:hanging="360"/>
@@ -2208,8 +2334,8 @@
           <w:szCs w:val="34"/>
         </w:rPr>
       </w:pPr>
-      <w:bookmarkStart w:colFirst="0" w:colLast="0" w:name="_rf8pyn8bf5br" w:id="17"/>
-      <w:bookmarkEnd w:id="17"/>
+      <w:bookmarkStart w:colFirst="0" w:colLast="0" w:name="_rf8pyn8bf5br" w:id="18"/>
+      <w:bookmarkEnd w:id="18"/>
       <w:r>
         <w:rPr>
           <w:rFonts w:ascii="Arial Unicode MS" w:cs="Arial Unicode MS" w:eastAsia="Arial Unicode MS" w:hAnsi="Arial Unicode MS"/>
@@ -2242,8 +2368,8 @@
           <w:szCs w:val="26"/>
         </w:rPr>
       </w:pPr>
-      <w:bookmarkStart w:colFirst="0" w:colLast="0" w:name="_ewjw1esgisor" w:id="18"/>
-      <w:bookmarkEnd w:id="18"/>
+      <w:bookmarkStart w:colFirst="0" w:colLast="0" w:name="_ewjw1esgisor" w:id="19"/>
+      <w:bookmarkEnd w:id="19"/>
       <w:r>
         <w:rPr>
           <w:rFonts w:ascii="Arial Unicode MS" w:cs="Arial Unicode MS" w:eastAsia="Arial Unicode MS" w:hAnsi="Arial Unicode MS"/>
@@ -2276,7 +2402,7 @@
       <w:pPr>
         <w:numPr>
           <w:ilvl w:val="0"/>
-          <w:numId w:val="13"/>
+          <w:numId w:val="14"/>
         </w:numPr>
         <w:spacing w:after="0" w:afterAutospacing="0" w:before="240" w:lineRule="auto"/>
         <w:ind w:left="720" w:hanging="360"/>
@@ -2329,7 +2455,7 @@
       <w:pPr>
         <w:numPr>
           <w:ilvl w:val="0"/>
-          <w:numId w:val="13"/>
+          <w:numId w:val="14"/>
         </w:numPr>
         <w:spacing w:after="0" w:afterAutospacing="0" w:before="0" w:beforeAutospacing="0" w:lineRule="auto"/>
         <w:ind w:left="720" w:hanging="360"/>
@@ -2399,7 +2525,7 @@
       <w:pPr>
         <w:numPr>
           <w:ilvl w:val="0"/>
-          <w:numId w:val="13"/>
+          <w:numId w:val="14"/>
         </w:numPr>
         <w:spacing w:after="240" w:before="0" w:beforeAutospacing="0" w:lineRule="auto"/>
         <w:ind w:left="720" w:hanging="360"/>
@@ -2430,8 +2556,8 @@
           <w:szCs w:val="26"/>
         </w:rPr>
       </w:pPr>
-      <w:bookmarkStart w:colFirst="0" w:colLast="0" w:name="_6e5gl3mgku8z" w:id="19"/>
-      <w:bookmarkEnd w:id="19"/>
+      <w:bookmarkStart w:colFirst="0" w:colLast="0" w:name="_6e5gl3mgku8z" w:id="20"/>
+      <w:bookmarkEnd w:id="20"/>
       <w:r>
         <w:rPr>
           <w:rFonts w:ascii="Arial Unicode MS" w:cs="Arial Unicode MS" w:eastAsia="Arial Unicode MS" w:hAnsi="Arial Unicode MS"/>
@@ -2588,7 +2714,6 @@
       </w:r>
     </w:p>
     <w:sectPr>
-      <w:type w:val="nextPage"/>
       <w:pgSz w:h="15840" w:w="12240" w:orient="portrait"/>
       <w:pgMar w:bottom="1440" w:top="1440" w:left="1440" w:right="1440" w:header="720" w:footer="720"/>
       <w:pgNumType w:start="1"/>
@@ -3714,8 +3839,8 @@
     </w:lvl>
     <w:lvl w:ilvl="1">
       <w:start w:val="1"/>
-      <w:numFmt w:val="decimal"/>
-      <w:lvlText w:val="%2."/>
+      <w:numFmt w:val="bullet"/>
+      <w:lvlText w:val="○"/>
       <w:lvlJc w:val="left"/>
       <w:pPr>
         <w:ind w:left="1440" w:hanging="360"/>
@@ -3824,8 +3949,8 @@
     </w:lvl>
     <w:lvl w:ilvl="1">
       <w:start w:val="1"/>
-      <w:numFmt w:val="bullet"/>
-      <w:lvlText w:val="○"/>
+      <w:numFmt w:val="decimal"/>
+      <w:lvlText w:val="%2."/>
       <w:lvlJc w:val="left"/>
       <w:pPr>
         <w:ind w:left="1440" w:hanging="360"/>
@@ -3920,6 +4045,116 @@
     </w:lvl>
   </w:abstractNum>
   <w:abstractNum w:abstractNumId="13">
+    <w:lvl w:ilvl="0">
+      <w:start w:val="1"/>
+      <w:numFmt w:val="bullet"/>
+      <w:lvlText w:val="●"/>
+      <w:lvlJc w:val="left"/>
+      <w:pPr>
+        <w:ind w:left="720" w:hanging="360"/>
+      </w:pPr>
+      <w:rPr>
+        <w:u w:val="none"/>
+      </w:rPr>
+    </w:lvl>
+    <w:lvl w:ilvl="1">
+      <w:start w:val="1"/>
+      <w:numFmt w:val="bullet"/>
+      <w:lvlText w:val="○"/>
+      <w:lvlJc w:val="left"/>
+      <w:pPr>
+        <w:ind w:left="1440" w:hanging="360"/>
+      </w:pPr>
+      <w:rPr>
+        <w:u w:val="none"/>
+      </w:rPr>
+    </w:lvl>
+    <w:lvl w:ilvl="2">
+      <w:start w:val="1"/>
+      <w:numFmt w:val="bullet"/>
+      <w:lvlText w:val="■"/>
+      <w:lvlJc w:val="left"/>
+      <w:pPr>
+        <w:ind w:left="2160" w:hanging="360"/>
+      </w:pPr>
+      <w:rPr>
+        <w:u w:val="none"/>
+      </w:rPr>
+    </w:lvl>
+    <w:lvl w:ilvl="3">
+      <w:start w:val="1"/>
+      <w:numFmt w:val="bullet"/>
+      <w:lvlText w:val="●"/>
+      <w:lvlJc w:val="left"/>
+      <w:pPr>
+        <w:ind w:left="2880" w:hanging="360"/>
+      </w:pPr>
+      <w:rPr>
+        <w:u w:val="none"/>
+      </w:rPr>
+    </w:lvl>
+    <w:lvl w:ilvl="4">
+      <w:start w:val="1"/>
+      <w:numFmt w:val="bullet"/>
+      <w:lvlText w:val="○"/>
+      <w:lvlJc w:val="left"/>
+      <w:pPr>
+        <w:ind w:left="3600" w:hanging="360"/>
+      </w:pPr>
+      <w:rPr>
+        <w:u w:val="none"/>
+      </w:rPr>
+    </w:lvl>
+    <w:lvl w:ilvl="5">
+      <w:start w:val="1"/>
+      <w:numFmt w:val="bullet"/>
+      <w:lvlText w:val="■"/>
+      <w:lvlJc w:val="left"/>
+      <w:pPr>
+        <w:ind w:left="4320" w:hanging="360"/>
+      </w:pPr>
+      <w:rPr>
+        <w:u w:val="none"/>
+      </w:rPr>
+    </w:lvl>
+    <w:lvl w:ilvl="6">
+      <w:start w:val="1"/>
+      <w:numFmt w:val="bullet"/>
+      <w:lvlText w:val="●"/>
+      <w:lvlJc w:val="left"/>
+      <w:pPr>
+        <w:ind w:left="5040" w:hanging="360"/>
+      </w:pPr>
+      <w:rPr>
+        <w:u w:val="none"/>
+      </w:rPr>
+    </w:lvl>
+    <w:lvl w:ilvl="7">
+      <w:start w:val="1"/>
+      <w:numFmt w:val="bullet"/>
+      <w:lvlText w:val="○"/>
+      <w:lvlJc w:val="left"/>
+      <w:pPr>
+        <w:ind w:left="5760" w:hanging="360"/>
+      </w:pPr>
+      <w:rPr>
+        <w:u w:val="none"/>
+      </w:rPr>
+    </w:lvl>
+    <w:lvl w:ilvl="8">
+      <w:start w:val="1"/>
+      <w:numFmt w:val="bullet"/>
+      <w:lvlText w:val="■"/>
+      <w:lvlJc w:val="left"/>
+      <w:pPr>
+        <w:ind w:left="6480" w:hanging="360"/>
+      </w:pPr>
+      <w:rPr>
+        <w:u w:val="none"/>
+      </w:rPr>
+    </w:lvl>
+  </w:abstractNum>
+  <w:abstractNum w:abstractNumId="14">
     <w:lvl w:ilvl="0">
       <w:start w:val="1"/>
       <w:numFmt w:val="bullet"/>
@@ -4067,6 +4302,9 @@
   </w:num>
   <w:num w:numId="13">
     <w:abstractNumId w:val="13"/>
+  </w:num>
+  <w:num w:numId="14">
+    <w:abstractNumId w:val="14"/>
   </w:num>
 </w:numbering>
 </file>
